--- a/docx/03-direccionamiento-ip/boletin-U03-packettracer-resuelto.docx
+++ b/docx/03-direccionamiento-ip/boletin-U03-packettracer-resuelto.docx
@@ -15,9 +15,6 @@
             <w:pStyle w:val="TOCHeading"/>
           </w:pPr>
           <w:r>
-            <w:rPr>
-              <w:lang w:val="es-ES"/>
-            </w:rPr>
             <w:t xml:space="preserve">Table of Contents</w:t>
           </w:r>
         </w:p>
@@ -37,9 +34,6 @@
         <w:pStyle w:val="Heading1"/>
       </w:pPr>
       <w:r>
-        <w:rPr>
-          <w:lang w:val="es-ES"/>
-        </w:rPr>
         <w:t xml:space="preserve">Boletín UD3 — Packet Tracer resuelto</w:t>
       </w:r>
     </w:p>
@@ -50,9 +44,6 @@
         <w:pStyle w:val="Heading1"/>
       </w:pPr>
       <w:r>
-        <w:rPr>
-          <w:lang w:val="es-ES"/>
-        </w:rPr>
         <w:t xml:space="preserve">✅ Boletín UD3 — Packet Tracer resuelto</w:t>
       </w:r>
     </w:p>
@@ -61,30 +52,20 @@
         <w:pStyle w:val="BlockText"/>
       </w:pPr>
       <w:r>
-        <w:rPr>
-          <w:lang w:val="es-ES"/>
-        </w:rPr>
         <w:t xml:space="preserve">Misma numeración y enunciados que el</w:t>
       </w:r>
       <w:r>
-        <w:rPr>
-          <w:lang w:val="es-ES"/>
-        </w:rPr>
         <w:t xml:space="preserve"> </w:t>
       </w:r>
       <w:hyperlink r:id="rId10">
         <w:r>
           <w:rPr>
             <w:rStyle w:val="Hyperlink"/>
-            <w:lang w:val="es-ES"/>
           </w:rPr>
           <w:t xml:space="preserve">por-resolver</w:t>
         </w:r>
       </w:hyperlink>
       <w:r>
-        <w:rPr>
-          <w:lang w:val="es-ES"/>
-        </w:rPr>
         <w:t xml:space="preserve">. Comandos, valores exactos y qué deberías ver en cada paso.</w:t>
       </w:r>
     </w:p>
@@ -101,9 +82,6 @@
         <w:pStyle w:val="Heading2"/>
       </w:pPr>
       <w:r>
-        <w:rPr>
-          <w:lang w:val="es-ES"/>
-        </w:rPr>
         <w:t xml:space="preserve">1. IP estática: vecinos en la misma subred</w:t>
       </w:r>
     </w:p>
@@ -115,7 +93,6 @@
         <w:rPr>
           <w:b/>
           <w:bCs/>
-          <w:lang w:val="es-ES"/>
         </w:rPr>
         <w:t xml:space="preserve">Solución:</w:t>
       </w:r>
@@ -129,9 +106,6 @@
         </w:numPr>
       </w:pPr>
       <w:r>
-        <w:rPr>
-          <w:lang w:val="es-ES"/>
-        </w:rPr>
         <w:t xml:space="preserve">2 PCs + switch, cable straight-through.</w:t>
       </w:r>
     </w:p>
@@ -146,78 +120,50 @@
       <w:r>
         <w:rPr>
           <w:rStyle w:val="VerbatimChar"/>
-          <w:lang w:val="es-ES"/>
         </w:rPr>
         <w:t xml:space="preserve">PC0</w:t>
       </w:r>
       <w:r>
-        <w:rPr>
-          <w:lang w:val="es-ES"/>
-        </w:rPr>
-        <w:t xml:space="preserve"> </w:t>
-      </w:r>
-      <w:r>
-        <w:rPr>
-          <w:lang w:val="es-ES"/>
-        </w:rPr>
+        <w:t xml:space="preserve"> </w:t>
+      </w:r>
+      <w:r>
         <w:t xml:space="preserve">→</w:t>
       </w:r>
       <w:r>
-        <w:rPr>
-          <w:lang w:val="es-ES"/>
-        </w:rPr>
         <w:t xml:space="preserve"> </w:t>
       </w:r>
       <w:r>
         <w:rPr>
           <w:i/>
           <w:iCs/>
-          <w:lang w:val="es-ES"/>
         </w:rPr>
         <w:t xml:space="preserve">Desktop → IP Configuration</w:t>
       </w:r>
       <w:r>
-        <w:rPr>
-          <w:lang w:val="es-ES"/>
-        </w:rPr>
         <w:t xml:space="preserve">:</w:t>
       </w:r>
       <w:r>
-        <w:rPr>
-          <w:lang w:val="es-ES"/>
-        </w:rPr>
-        <w:t xml:space="preserve"> </w:t>
-      </w:r>
-      <w:r>
-        <w:rPr>
-          <w:rStyle w:val="VerbatimChar"/>
-          <w:lang w:val="es-ES"/>
+        <w:t xml:space="preserve"> </w:t>
+      </w:r>
+      <w:r>
+        <w:rPr>
+          <w:rStyle w:val="VerbatimChar"/>
         </w:rPr>
         <w:t xml:space="preserve">192.168.10.10</w:t>
       </w:r>
       <w:r>
-        <w:rPr>
-          <w:lang w:val="es-ES"/>
-        </w:rPr>
         <w:t xml:space="preserve">, máscara</w:t>
       </w:r>
       <w:r>
-        <w:rPr>
-          <w:lang w:val="es-ES"/>
-        </w:rPr>
-        <w:t xml:space="preserve"> </w:t>
-      </w:r>
-      <w:r>
-        <w:rPr>
-          <w:rStyle w:val="VerbatimChar"/>
-          <w:lang w:val="es-ES"/>
+        <w:t xml:space="preserve"> </w:t>
+      </w:r>
+      <w:r>
+        <w:rPr>
+          <w:rStyle w:val="VerbatimChar"/>
         </w:rPr>
         <w:t xml:space="preserve">255.255.255.0</w:t>
       </w:r>
       <w:r>
-        <w:rPr>
-          <w:lang w:val="es-ES"/>
-        </w:rPr>
         <w:t xml:space="preserve">.</w:t>
       </w:r>
     </w:p>
@@ -232,52 +178,34 @@
       <w:r>
         <w:rPr>
           <w:rStyle w:val="VerbatimChar"/>
-          <w:lang w:val="es-ES"/>
         </w:rPr>
         <w:t xml:space="preserve">PC1</w:t>
       </w:r>
       <w:r>
-        <w:rPr>
-          <w:lang w:val="es-ES"/>
-        </w:rPr>
         <w:t xml:space="preserve">:</w:t>
       </w:r>
       <w:r>
-        <w:rPr>
-          <w:lang w:val="es-ES"/>
-        </w:rPr>
-        <w:t xml:space="preserve"> </w:t>
-      </w:r>
-      <w:r>
-        <w:rPr>
-          <w:rStyle w:val="VerbatimChar"/>
-          <w:lang w:val="es-ES"/>
+        <w:t xml:space="preserve"> </w:t>
+      </w:r>
+      <w:r>
+        <w:rPr>
+          <w:rStyle w:val="VerbatimChar"/>
         </w:rPr>
         <w:t xml:space="preserve">192.168.10.11</w:t>
       </w:r>
       <w:r>
-        <w:rPr>
-          <w:lang w:val="es-ES"/>
-        </w:rPr>
         <w:t xml:space="preserve">, máscara</w:t>
       </w:r>
       <w:r>
-        <w:rPr>
-          <w:lang w:val="es-ES"/>
-        </w:rPr>
-        <w:t xml:space="preserve"> </w:t>
-      </w:r>
-      <w:r>
-        <w:rPr>
-          <w:rStyle w:val="VerbatimChar"/>
-          <w:lang w:val="es-ES"/>
+        <w:t xml:space="preserve"> </w:t>
+      </w:r>
+      <w:r>
+        <w:rPr>
+          <w:rStyle w:val="VerbatimChar"/>
         </w:rPr>
         <w:t xml:space="preserve">255.255.255.0</w:t>
       </w:r>
       <w:r>
-        <w:rPr>
-          <w:lang w:val="es-ES"/>
-        </w:rPr>
         <w:t xml:space="preserve">.</w:t>
       </w:r>
     </w:p>
@@ -292,33 +220,22 @@
       <w:r>
         <w:rPr>
           <w:rStyle w:val="VerbatimChar"/>
-          <w:lang w:val="es-ES"/>
         </w:rPr>
         <w:t xml:space="preserve">PC0</w:t>
       </w:r>
       <w:r>
-        <w:rPr>
-          <w:lang w:val="es-ES"/>
-        </w:rPr>
         <w:t xml:space="preserve">:</w:t>
       </w:r>
       <w:r>
-        <w:rPr>
-          <w:lang w:val="es-ES"/>
-        </w:rPr>
-        <w:t xml:space="preserve"> </w:t>
-      </w:r>
-      <w:r>
-        <w:rPr>
-          <w:rStyle w:val="VerbatimChar"/>
-          <w:lang w:val="es-ES"/>
+        <w:t xml:space="preserve"> </w:t>
+      </w:r>
+      <w:r>
+        <w:rPr>
+          <w:rStyle w:val="VerbatimChar"/>
         </w:rPr>
         <w:t xml:space="preserve">ping 192.168.10.11</w:t>
       </w:r>
       <w:r>
-        <w:rPr>
-          <w:lang w:val="es-ES"/>
-        </w:rPr>
         <w:t xml:space="preserve">.</w:t>
       </w:r>
     </w:p>
@@ -330,20 +247,13 @@
         <w:rPr>
           <w:b/>
           <w:bCs/>
-          <w:lang w:val="es-ES"/>
         </w:rPr>
         <w:t xml:space="preserve">Esperado:</w:t>
       </w:r>
       <w:r>
-        <w:rPr>
-          <w:lang w:val="es-ES"/>
-        </w:rPr>
-        <w:t xml:space="preserve"> </w:t>
-      </w:r>
-      <w:r>
-        <w:rPr>
-          <w:lang w:val="es-ES"/>
-        </w:rPr>
+        <w:t xml:space="preserve"> </w:t>
+      </w:r>
+      <w:r>
         <w:t xml:space="preserve">tras un posible primer timeout (ARP), replies al 100%.</w:t>
       </w:r>
     </w:p>
@@ -355,70 +265,43 @@
         <w:rPr>
           <w:b/>
           <w:bCs/>
-          <w:lang w:val="es-ES"/>
         </w:rPr>
         <w:t xml:space="preserve">AND de comprobación:</w:t>
       </w:r>
       <w:r>
-        <w:rPr>
-          <w:lang w:val="es-ES"/>
-        </w:rPr>
-        <w:t xml:space="preserve"> </w:t>
-      </w:r>
-      <w:r>
-        <w:rPr>
-          <w:lang w:val="es-ES"/>
-        </w:rPr>
+        <w:t xml:space="preserve"> </w:t>
+      </w:r>
+      <w:r>
         <w:t xml:space="preserve">ambas IPs con</w:t>
       </w:r>
       <w:r>
-        <w:rPr>
-          <w:lang w:val="es-ES"/>
-        </w:rPr>
-        <w:t xml:space="preserve"> </w:t>
-      </w:r>
-      <w:r>
-        <w:rPr>
-          <w:rStyle w:val="VerbatimChar"/>
-          <w:lang w:val="es-ES"/>
+        <w:t xml:space="preserve"> </w:t>
+      </w:r>
+      <w:r>
+        <w:rPr>
+          <w:rStyle w:val="VerbatimChar"/>
         </w:rPr>
         <w:t xml:space="preserve">/24</w:t>
       </w:r>
       <w:r>
-        <w:rPr>
-          <w:lang w:val="es-ES"/>
-        </w:rPr>
-        <w:t xml:space="preserve"> </w:t>
-      </w:r>
-      <w:r>
-        <w:rPr>
-          <w:lang w:val="es-ES"/>
-        </w:rPr>
+        <w:t xml:space="preserve"> </w:t>
+      </w:r>
+      <w:r>
         <w:t xml:space="preserve">dan red</w:t>
       </w:r>
       <w:r>
-        <w:rPr>
-          <w:lang w:val="es-ES"/>
-        </w:rPr>
-        <w:t xml:space="preserve"> </w:t>
-      </w:r>
-      <w:r>
-        <w:rPr>
-          <w:rStyle w:val="VerbatimChar"/>
-          <w:lang w:val="es-ES"/>
+        <w:t xml:space="preserve"> </w:t>
+      </w:r>
+      <w:r>
+        <w:rPr>
+          <w:rStyle w:val="VerbatimChar"/>
         </w:rPr>
         <w:t xml:space="preserve">192.168.10.0</w:t>
       </w:r>
       <w:r>
-        <w:rPr>
-          <w:lang w:val="es-ES"/>
-        </w:rPr>
-        <w:t xml:space="preserve"> </w:t>
-      </w:r>
-      <w:r>
-        <w:rPr>
-          <w:lang w:val="es-ES"/>
-        </w:rPr>
+        <w:t xml:space="preserve"> </w:t>
+      </w:r>
+      <w:r>
         <w:t xml:space="preserve">→ vecinas → el switch las une sin router.</w:t>
       </w:r>
     </w:p>
@@ -436,9 +319,6 @@
         <w:pStyle w:val="Heading2"/>
       </w:pPr>
       <w:r>
-        <w:rPr>
-          <w:lang w:val="es-ES"/>
-        </w:rPr>
         <w:t xml:space="preserve">2. Fallo intencionado: máscara que no toca</w:t>
       </w:r>
     </w:p>
@@ -450,7 +330,6 @@
         <w:rPr>
           <w:b/>
           <w:bCs/>
-          <w:lang w:val="es-ES"/>
         </w:rPr>
         <w:t xml:space="preserve">Solución:</w:t>
       </w:r>
@@ -466,64 +345,40 @@
       <w:r>
         <w:rPr>
           <w:rStyle w:val="VerbatimChar"/>
-          <w:lang w:val="es-ES"/>
         </w:rPr>
         <w:t xml:space="preserve">PC1</w:t>
       </w:r>
       <w:r>
-        <w:rPr>
-          <w:lang w:val="es-ES"/>
-        </w:rPr>
-        <w:t xml:space="preserve"> </w:t>
-      </w:r>
-      <w:r>
-        <w:rPr>
-          <w:lang w:val="es-ES"/>
-        </w:rPr>
+        <w:t xml:space="preserve"> </w:t>
+      </w:r>
+      <w:r>
         <w:t xml:space="preserve">→ máscara</w:t>
       </w:r>
       <w:r>
-        <w:rPr>
-          <w:lang w:val="es-ES"/>
-        </w:rPr>
-        <w:t xml:space="preserve"> </w:t>
-      </w:r>
-      <w:r>
-        <w:rPr>
-          <w:rStyle w:val="VerbatimChar"/>
-          <w:lang w:val="es-ES"/>
+        <w:t xml:space="preserve"> </w:t>
+      </w:r>
+      <w:r>
+        <w:rPr>
+          <w:rStyle w:val="VerbatimChar"/>
         </w:rPr>
         <w:t xml:space="preserve">255.255.255.128</w:t>
       </w:r>
       <w:r>
-        <w:rPr>
-          <w:lang w:val="es-ES"/>
-        </w:rPr>
-        <w:t xml:space="preserve"> </w:t>
-      </w:r>
-      <w:r>
-        <w:rPr>
-          <w:lang w:val="es-ES"/>
-        </w:rPr>
+        <w:t xml:space="preserve"> </w:t>
+      </w:r>
+      <w:r>
         <w:t xml:space="preserve">(IP sigue siendo</w:t>
       </w:r>
       <w:r>
-        <w:rPr>
-          <w:lang w:val="es-ES"/>
-        </w:rPr>
-        <w:t xml:space="preserve"> </w:t>
-      </w:r>
-      <w:r>
-        <w:rPr>
-          <w:rStyle w:val="VerbatimChar"/>
-          <w:lang w:val="es-ES"/>
+        <w:t xml:space="preserve"> </w:t>
+      </w:r>
+      <w:r>
+        <w:rPr>
+          <w:rStyle w:val="VerbatimChar"/>
         </w:rPr>
         <w:t xml:space="preserve">192.168.10.11</w:t>
       </w:r>
       <w:r>
-        <w:rPr>
-          <w:lang w:val="es-ES"/>
-        </w:rPr>
         <w:t xml:space="preserve">).</w:t>
       </w:r>
     </w:p>
@@ -536,47 +391,30 @@
         </w:numPr>
       </w:pPr>
       <w:r>
-        <w:rPr>
-          <w:lang w:val="es-ES"/>
-        </w:rPr>
         <w:t xml:space="preserve">Desde</w:t>
       </w:r>
       <w:r>
-        <w:rPr>
-          <w:lang w:val="es-ES"/>
-        </w:rPr>
-        <w:t xml:space="preserve"> </w:t>
-      </w:r>
-      <w:r>
-        <w:rPr>
-          <w:rStyle w:val="VerbatimChar"/>
-          <w:lang w:val="es-ES"/>
+        <w:t xml:space="preserve"> </w:t>
+      </w:r>
+      <w:r>
+        <w:rPr>
+          <w:rStyle w:val="VerbatimChar"/>
         </w:rPr>
         <w:t xml:space="preserve">PC0</w:t>
       </w:r>
       <w:r>
-        <w:rPr>
-          <w:lang w:val="es-ES"/>
-        </w:rPr>
         <w:t xml:space="preserve">:</w:t>
       </w:r>
       <w:r>
-        <w:rPr>
-          <w:lang w:val="es-ES"/>
-        </w:rPr>
-        <w:t xml:space="preserve"> </w:t>
-      </w:r>
-      <w:r>
-        <w:rPr>
-          <w:rStyle w:val="VerbatimChar"/>
-          <w:lang w:val="es-ES"/>
+        <w:t xml:space="preserve"> </w:t>
+      </w:r>
+      <w:r>
+        <w:rPr>
+          <w:rStyle w:val="VerbatimChar"/>
         </w:rPr>
         <w:t xml:space="preserve">ping 192.168.10.11</w:t>
       </w:r>
       <w:r>
-        <w:rPr>
-          <w:lang w:val="es-ES"/>
-        </w:rPr>
         <w:t xml:space="preserve">.</w:t>
       </w:r>
     </w:p>
@@ -588,7 +426,6 @@
         <w:rPr>
           <w:b/>
           <w:bCs/>
-          <w:lang w:val="es-ES"/>
         </w:rPr>
         <w:t xml:space="preserve">Qué pasa en la práctica (PT):</w:t>
       </w:r>
@@ -605,71 +442,44 @@
         <w:rPr>
           <w:b/>
           <w:bCs/>
-          <w:lang w:val="es-ES"/>
         </w:rPr>
         <w:t xml:space="preserve">PC0</w:t>
       </w:r>
       <w:r>
-        <w:rPr>
-          <w:lang w:val="es-ES"/>
-        </w:rPr>
-        <w:t xml:space="preserve"> </w:t>
-      </w:r>
-      <w:r>
-        <w:rPr>
-          <w:lang w:val="es-ES"/>
-        </w:rPr>
+        <w:t xml:space="preserve"> </w:t>
+      </w:r>
+      <w:r>
         <w:t xml:space="preserve">( /24 ): red</w:t>
       </w:r>
       <w:r>
-        <w:rPr>
-          <w:lang w:val="es-ES"/>
-        </w:rPr>
-        <w:t xml:space="preserve"> </w:t>
-      </w:r>
-      <w:r>
-        <w:rPr>
-          <w:rStyle w:val="VerbatimChar"/>
-          <w:lang w:val="es-ES"/>
+        <w:t xml:space="preserve"> </w:t>
+      </w:r>
+      <w:r>
+        <w:rPr>
+          <w:rStyle w:val="VerbatimChar"/>
         </w:rPr>
         <w:t xml:space="preserve">192.168.10.0</w:t>
       </w:r>
       <w:r>
-        <w:rPr>
-          <w:lang w:val="es-ES"/>
-        </w:rPr>
-        <w:t xml:space="preserve"> </w:t>
-      </w:r>
-      <w:r>
-        <w:rPr>
-          <w:lang w:val="es-ES"/>
-        </w:rPr>
+        <w:t xml:space="preserve"> </w:t>
+      </w:r>
+      <w:r>
         <w:t xml:space="preserve">→ destino</w:t>
       </w:r>
       <w:r>
-        <w:rPr>
-          <w:lang w:val="es-ES"/>
-        </w:rPr>
         <w:t xml:space="preserve"> </w:t>
       </w:r>
       <w:r>
         <w:rPr>
           <w:b/>
           <w:bCs/>
-          <w:lang w:val="es-ES"/>
         </w:rPr>
         <w:t xml:space="preserve">en su red</w:t>
       </w:r>
       <w:r>
-        <w:rPr>
-          <w:lang w:val="es-ES"/>
-        </w:rPr>
-        <w:t xml:space="preserve"> </w:t>
-      </w:r>
-      <w:r>
-        <w:rPr>
-          <w:lang w:val="es-ES"/>
-        </w:rPr>
+        <w:t xml:space="preserve"> </w:t>
+      </w:r>
+      <w:r>
         <w:t xml:space="preserve">→ ARP en la LAN.</w:t>
       </w:r>
     </w:p>
@@ -685,142 +495,90 @@
         <w:rPr>
           <w:b/>
           <w:bCs/>
-          <w:lang w:val="es-ES"/>
         </w:rPr>
         <w:t xml:space="preserve">PC1</w:t>
       </w:r>
       <w:r>
-        <w:rPr>
-          <w:lang w:val="es-ES"/>
-        </w:rPr>
-        <w:t xml:space="preserve"> </w:t>
-      </w:r>
-      <w:r>
-        <w:rPr>
-          <w:lang w:val="es-ES"/>
-        </w:rPr>
+        <w:t xml:space="preserve"> </w:t>
+      </w:r>
+      <w:r>
         <w:t xml:space="preserve">( /25 ): su red es</w:t>
       </w:r>
       <w:r>
-        <w:rPr>
-          <w:lang w:val="es-ES"/>
-        </w:rPr>
-        <w:t xml:space="preserve"> </w:t>
-      </w:r>
-      <w:r>
-        <w:rPr>
-          <w:rStyle w:val="VerbatimChar"/>
-          <w:lang w:val="es-ES"/>
+        <w:t xml:space="preserve"> </w:t>
+      </w:r>
+      <w:r>
+        <w:rPr>
+          <w:rStyle w:val="VerbatimChar"/>
         </w:rPr>
         <w:t xml:space="preserve">192.168.10.0/25</w:t>
       </w:r>
       <w:r>
-        <w:rPr>
-          <w:lang w:val="es-ES"/>
-        </w:rPr>
-        <w:t xml:space="preserve"> </w:t>
-      </w:r>
-      <w:r>
-        <w:rPr>
-          <w:lang w:val="es-ES"/>
-        </w:rPr>
+        <w:t xml:space="preserve"> </w:t>
+      </w:r>
+      <w:r>
         <w:t xml:space="preserve">(hosts .1–.126) o</w:t>
       </w:r>
       <w:r>
-        <w:rPr>
-          <w:lang w:val="es-ES"/>
-        </w:rPr>
-        <w:t xml:space="preserve"> </w:t>
-      </w:r>
-      <w:r>
-        <w:rPr>
-          <w:rStyle w:val="VerbatimChar"/>
-          <w:lang w:val="es-ES"/>
+        <w:t xml:space="preserve"> </w:t>
+      </w:r>
+      <w:r>
+        <w:rPr>
+          <w:rStyle w:val="VerbatimChar"/>
         </w:rPr>
         <w:t xml:space="preserve">192.168.10.128/25</w:t>
       </w:r>
       <w:r>
-        <w:rPr>
-          <w:lang w:val="es-ES"/>
-        </w:rPr>
         <w:t xml:space="preserve">… en este caso</w:t>
       </w:r>
       <w:r>
-        <w:rPr>
-          <w:lang w:val="es-ES"/>
-        </w:rPr>
-        <w:t xml:space="preserve"> </w:t>
-      </w:r>
-      <w:r>
-        <w:rPr>
-          <w:rStyle w:val="VerbatimChar"/>
-          <w:lang w:val="es-ES"/>
+        <w:t xml:space="preserve"> </w:t>
+      </w:r>
+      <w:r>
+        <w:rPr>
+          <w:rStyle w:val="VerbatimChar"/>
         </w:rPr>
         <w:t xml:space="preserve">192.168.10.11</w:t>
       </w:r>
       <w:r>
-        <w:rPr>
-          <w:lang w:val="es-ES"/>
-        </w:rPr>
         <w:t xml:space="preserve"> </w:t>
       </w:r>
       <w:r>
         <w:rPr>
           <w:b/>
           <w:bCs/>
-          <w:lang w:val="es-ES"/>
         </w:rPr>
         <w:t xml:space="preserve">sí</w:t>
       </w:r>
       <w:r>
-        <w:rPr>
-          <w:lang w:val="es-ES"/>
-        </w:rPr>
-        <w:t xml:space="preserve"> </w:t>
-      </w:r>
-      <w:r>
-        <w:rPr>
-          <w:lang w:val="es-ES"/>
-        </w:rPr>
+        <w:t xml:space="preserve"> </w:t>
+      </w:r>
+      <w:r>
         <w:t xml:space="preserve">cae en</w:t>
       </w:r>
       <w:r>
-        <w:rPr>
-          <w:lang w:val="es-ES"/>
-        </w:rPr>
-        <w:t xml:space="preserve"> </w:t>
-      </w:r>
-      <w:r>
-        <w:rPr>
-          <w:rStyle w:val="VerbatimChar"/>
-          <w:lang w:val="es-ES"/>
+        <w:t xml:space="preserve"> </w:t>
+      </w:r>
+      <w:r>
+        <w:rPr>
+          <w:rStyle w:val="VerbatimChar"/>
         </w:rPr>
         <w:t xml:space="preserve">192.168.10.0/25</w:t>
       </w:r>
       <w:r>
-        <w:rPr>
-          <w:lang w:val="es-ES"/>
-        </w:rPr>
         <w:t xml:space="preserve">, así que muchas veces</w:t>
       </w:r>
       <w:r>
-        <w:rPr>
-          <w:lang w:val="es-ES"/>
-        </w:rPr>
         <w:t xml:space="preserve"> </w:t>
       </w:r>
       <w:r>
         <w:rPr>
           <w:b/>
           <w:bCs/>
-          <w:lang w:val="es-ES"/>
         </w:rPr>
         <w:t xml:space="preserve">el ping acaba yendo</w:t>
       </w:r>
       <w:r>
-        <w:rPr>
-          <w:lang w:val="es-ES"/>
-        </w:rPr>
         <w:t xml:space="preserve">.</w:t>
       </w:r>
     </w:p>
@@ -833,81 +591,51 @@
         </w:numPr>
       </w:pPr>
       <w:r>
-        <w:rPr>
-          <w:lang w:val="es-ES"/>
-        </w:rPr>
         <w:t xml:space="preserve">La trampa real aparece cuando la IP del vecino queda</w:t>
       </w:r>
       <w:r>
-        <w:rPr>
-          <w:lang w:val="es-ES"/>
-        </w:rPr>
         <w:t xml:space="preserve"> </w:t>
       </w:r>
       <w:r>
         <w:rPr>
           <w:b/>
           <w:bCs/>
-          <w:lang w:val="es-ES"/>
         </w:rPr>
         <w:t xml:space="preserve">fuera</w:t>
       </w:r>
       <w:r>
-        <w:rPr>
-          <w:lang w:val="es-ES"/>
-        </w:rPr>
-        <w:t xml:space="preserve"> </w:t>
-      </w:r>
-      <w:r>
-        <w:rPr>
-          <w:lang w:val="es-ES"/>
-        </w:rPr>
+        <w:t xml:space="preserve"> </w:t>
+      </w:r>
+      <w:r>
         <w:t xml:space="preserve">de tu rango calculado: entonces tu PC trata el destino como “otra red” y,</w:t>
       </w:r>
       <w:r>
-        <w:rPr>
-          <w:lang w:val="es-ES"/>
-        </w:rPr>
         <w:t xml:space="preserve"> </w:t>
       </w:r>
       <w:r>
         <w:rPr>
           <w:b/>
           <w:bCs/>
-          <w:lang w:val="es-ES"/>
         </w:rPr>
         <w:t xml:space="preserve">sin gateway configurado</w:t>
       </w:r>
       <w:r>
-        <w:rPr>
-          <w:lang w:val="es-ES"/>
-        </w:rPr>
         <w:t xml:space="preserve">, no sabe por dónde salir →</w:t>
       </w:r>
       <w:r>
-        <w:rPr>
-          <w:lang w:val="es-ES"/>
-        </w:rPr>
         <w:t xml:space="preserve"> </w:t>
       </w:r>
       <w:r>
         <w:rPr>
           <w:i/>
           <w:iCs/>
-          <w:lang w:val="es-ES"/>
         </w:rPr>
         <w:t xml:space="preserve">Destination host unreachable</w:t>
       </w:r>
       <w:r>
-        <w:rPr>
-          <w:lang w:val="es-ES"/>
-        </w:rPr>
-        <w:t xml:space="preserve"> </w:t>
-      </w:r>
-      <w:r>
-        <w:rPr>
-          <w:lang w:val="es-ES"/>
-        </w:rPr>
+        <w:t xml:space="preserve"> </w:t>
+      </w:r>
+      <w:r>
         <w:t xml:space="preserve">o timeout.</w:t>
       </w:r>
     </w:p>
@@ -919,20 +647,13 @@
         <w:rPr>
           <w:b/>
           <w:bCs/>
-          <w:lang w:val="es-ES"/>
         </w:rPr>
         <w:t xml:space="preserve">Conclusión de examen:</w:t>
       </w:r>
       <w:r>
-        <w:rPr>
-          <w:lang w:val="es-ES"/>
-        </w:rPr>
-        <w:t xml:space="preserve"> </w:t>
-      </w:r>
-      <w:r>
-        <w:rPr>
-          <w:lang w:val="es-ES"/>
-        </w:rPr>
+        <w:t xml:space="preserve"> </w:t>
+      </w:r>
+      <w:r>
         <w:t xml:space="preserve">el AND decide vecindad; máscaras distintas en la misma LAN rompen la idea de “misma subred” y es el clásico fallo de configuración.</w:t>
       </w:r>
     </w:p>
@@ -950,9 +671,6 @@
         <w:pStyle w:val="Heading2"/>
       </w:pPr>
       <w:r>
-        <w:rPr>
-          <w:lang w:val="es-ES"/>
-        </w:rPr>
         <w:t xml:space="preserve">3. Dos subredes, cero routers</w:t>
       </w:r>
     </w:p>
@@ -964,7 +682,6 @@
         <w:rPr>
           <w:b/>
           <w:bCs/>
-          <w:lang w:val="es-ES"/>
         </w:rPr>
         <w:t xml:space="preserve">Solución:</w:t>
       </w:r>
@@ -980,71 +697,46 @@
       <w:r>
         <w:rPr>
           <w:rStyle w:val="VerbatimChar"/>
-          <w:lang w:val="es-ES"/>
         </w:rPr>
         <w:t xml:space="preserve">PC0</w:t>
       </w:r>
       <w:r>
-        <w:rPr>
-          <w:lang w:val="es-ES"/>
-        </w:rPr>
         <w:t xml:space="preserve">:</w:t>
       </w:r>
       <w:r>
-        <w:rPr>
-          <w:lang w:val="es-ES"/>
-        </w:rPr>
-        <w:t xml:space="preserve"> </w:t>
-      </w:r>
-      <w:r>
-        <w:rPr>
-          <w:rStyle w:val="VerbatimChar"/>
-          <w:lang w:val="es-ES"/>
+        <w:t xml:space="preserve"> </w:t>
+      </w:r>
+      <w:r>
+        <w:rPr>
+          <w:rStyle w:val="VerbatimChar"/>
         </w:rPr>
         <w:t xml:space="preserve">192.168.10.10/24</w:t>
       </w:r>
       <w:r>
-        <w:rPr>
-          <w:lang w:val="es-ES"/>
-        </w:rPr>
         <w:t xml:space="preserve">.</w:t>
       </w:r>
       <w:r>
-        <w:rPr>
-          <w:lang w:val="es-ES"/>
-        </w:rPr>
-        <w:t xml:space="preserve"> </w:t>
-      </w:r>
-      <w:r>
-        <w:rPr>
-          <w:rStyle w:val="VerbatimChar"/>
-          <w:lang w:val="es-ES"/>
+        <w:t xml:space="preserve"> </w:t>
+      </w:r>
+      <w:r>
+        <w:rPr>
+          <w:rStyle w:val="VerbatimChar"/>
         </w:rPr>
         <w:t xml:space="preserve">PC1</w:t>
       </w:r>
       <w:r>
-        <w:rPr>
-          <w:lang w:val="es-ES"/>
-        </w:rPr>
         <w:t xml:space="preserve">:</w:t>
       </w:r>
       <w:r>
-        <w:rPr>
-          <w:lang w:val="es-ES"/>
-        </w:rPr>
-        <w:t xml:space="preserve"> </w:t>
-      </w:r>
-      <w:r>
-        <w:rPr>
-          <w:rStyle w:val="VerbatimChar"/>
-          <w:lang w:val="es-ES"/>
+        <w:t xml:space="preserve"> </w:t>
+      </w:r>
+      <w:r>
+        <w:rPr>
+          <w:rStyle w:val="VerbatimChar"/>
         </w:rPr>
         <w:t xml:space="preserve">192.168.20.10/24</w:t>
       </w:r>
       <w:r>
-        <w:rPr>
-          <w:lang w:val="es-ES"/>
-        </w:rPr>
         <w:t xml:space="preserve">. Ambas al mismo switch.</w:t>
       </w:r>
     </w:p>
@@ -1059,39 +751,25 @@
       <w:r>
         <w:rPr>
           <w:rStyle w:val="VerbatimChar"/>
-          <w:lang w:val="es-ES"/>
         </w:rPr>
         <w:t xml:space="preserve">ping 192.168.20.10</w:t>
       </w:r>
       <w:r>
-        <w:rPr>
-          <w:lang w:val="es-ES"/>
-        </w:rPr>
-        <w:t xml:space="preserve"> </w:t>
-      </w:r>
-      <w:r>
-        <w:rPr>
-          <w:lang w:val="es-ES"/>
-        </w:rPr>
+        <w:t xml:space="preserve"> </w:t>
+      </w:r>
+      <w:r>
         <w:t xml:space="preserve">desde</w:t>
       </w:r>
       <w:r>
-        <w:rPr>
-          <w:lang w:val="es-ES"/>
-        </w:rPr>
-        <w:t xml:space="preserve"> </w:t>
-      </w:r>
-      <w:r>
-        <w:rPr>
-          <w:rStyle w:val="VerbatimChar"/>
-          <w:lang w:val="es-ES"/>
+        <w:t xml:space="preserve"> </w:t>
+      </w:r>
+      <w:r>
+        <w:rPr>
+          <w:rStyle w:val="VerbatimChar"/>
         </w:rPr>
         <w:t xml:space="preserve">PC0</w:t>
       </w:r>
       <w:r>
-        <w:rPr>
-          <w:lang w:val="es-ES"/>
-        </w:rPr>
         <w:t xml:space="preserve">.</w:t>
       </w:r>
     </w:p>
@@ -1103,34 +781,23 @@
         <w:rPr>
           <w:b/>
           <w:bCs/>
-          <w:lang w:val="es-ES"/>
         </w:rPr>
         <w:t xml:space="preserve">Esperado:</w:t>
       </w:r>
       <w:r>
-        <w:rPr>
-          <w:lang w:val="es-ES"/>
-        </w:rPr>
         <w:t xml:space="preserve"> </w:t>
       </w:r>
       <w:r>
         <w:rPr>
           <w:b/>
           <w:bCs/>
-          <w:lang w:val="es-ES"/>
         </w:rPr>
         <w:t xml:space="preserve">no hay reply</w:t>
       </w:r>
       <w:r>
-        <w:rPr>
-          <w:lang w:val="es-ES"/>
-        </w:rPr>
-        <w:t xml:space="preserve"> </w:t>
-      </w:r>
-      <w:r>
-        <w:rPr>
-          <w:lang w:val="es-ES"/>
-        </w:rPr>
+        <w:t xml:space="preserve"> </w:t>
+      </w:r>
+      <w:r>
         <w:t xml:space="preserve">(timeout / unreachable).</w:t>
       </w:r>
     </w:p>
@@ -1142,84 +809,53 @@
         <w:rPr>
           <w:b/>
           <w:bCs/>
-          <w:lang w:val="es-ES"/>
         </w:rPr>
         <w:t xml:space="preserve">Por qué:</w:t>
       </w:r>
       <w:r>
-        <w:rPr>
-          <w:lang w:val="es-ES"/>
-        </w:rPr>
-        <w:t xml:space="preserve"> </w:t>
-      </w:r>
-      <w:r>
-        <w:rPr>
-          <w:lang w:val="es-ES"/>
-        </w:rPr>
+        <w:t xml:space="preserve"> </w:t>
+      </w:r>
+      <w:r>
         <w:t xml:space="preserve">el AND de cada uno da redes distintas (</w:t>
       </w:r>
       <w:r>
         <w:rPr>
           <w:rStyle w:val="VerbatimChar"/>
-          <w:lang w:val="es-ES"/>
         </w:rPr>
         <w:t xml:space="preserve">192.168.10.0</w:t>
       </w:r>
       <w:r>
-        <w:rPr>
-          <w:lang w:val="es-ES"/>
-        </w:rPr>
-        <w:t xml:space="preserve"> </w:t>
-      </w:r>
-      <w:r>
-        <w:rPr>
-          <w:lang w:val="es-ES"/>
-        </w:rPr>
+        <w:t xml:space="preserve"> </w:t>
+      </w:r>
+      <w:r>
         <w:t xml:space="preserve">vs</w:t>
       </w:r>
       <w:r>
-        <w:rPr>
-          <w:lang w:val="es-ES"/>
-        </w:rPr>
-        <w:t xml:space="preserve"> </w:t>
-      </w:r>
-      <w:r>
-        <w:rPr>
-          <w:rStyle w:val="VerbatimChar"/>
-          <w:lang w:val="es-ES"/>
+        <w:t xml:space="preserve"> </w:t>
+      </w:r>
+      <w:r>
+        <w:rPr>
+          <w:rStyle w:val="VerbatimChar"/>
         </w:rPr>
         <w:t xml:space="preserve">192.168.20.0</w:t>
       </w:r>
       <w:r>
-        <w:rPr>
-          <w:lang w:val="es-ES"/>
-        </w:rPr>
         <w:t xml:space="preserve">). PC0 manda el paquete “fuera de mi red” hacia su gateway… y</w:t>
       </w:r>
       <w:r>
-        <w:rPr>
-          <w:lang w:val="es-ES"/>
-        </w:rPr>
         <w:t xml:space="preserve"> </w:t>
       </w:r>
       <w:r>
         <w:rPr>
           <w:b/>
           <w:bCs/>
-          <w:lang w:val="es-ES"/>
         </w:rPr>
         <w:t xml:space="preserve">no hay gateway</w:t>
       </w:r>
       <w:r>
-        <w:rPr>
-          <w:lang w:val="es-ES"/>
-        </w:rPr>
-        <w:t xml:space="preserve"> </w:t>
-      </w:r>
-      <w:r>
-        <w:rPr>
-          <w:lang w:val="es-ES"/>
-        </w:rPr>
+        <w:t xml:space="preserve"> </w:t>
+      </w:r>
+      <w:r>
         <w:t xml:space="preserve">(ni router). El switch solo mueve tramas en la misma capa 2 / mismo dominio de broadcast: no reencamina entre subredes IP.</w:t>
       </w:r>
     </w:p>
@@ -1237,9 +873,6 @@
         <w:pStyle w:val="Heading2"/>
       </w:pPr>
       <w:r>
-        <w:rPr>
-          <w:lang w:val="es-ES"/>
-        </w:rPr>
         <w:t xml:space="preserve">4. DHCP en el router Cisco</w:t>
       </w:r>
     </w:p>
@@ -1251,7 +884,6 @@
         <w:rPr>
           <w:b/>
           <w:bCs/>
-          <w:lang w:val="es-ES"/>
         </w:rPr>
         <w:t xml:space="preserve">Solución:</w:t>
       </w:r>
@@ -1265,34 +897,21 @@
         </w:numPr>
       </w:pPr>
       <w:r>
-        <w:rPr>
-          <w:lang w:val="es-ES"/>
-        </w:rPr>
         <w:t xml:space="preserve">Router</w:t>
       </w:r>
       <w:r>
-        <w:rPr>
-          <w:lang w:val="es-ES"/>
-        </w:rPr>
-        <w:t xml:space="preserve"> </w:t>
-      </w:r>
-      <w:r>
-        <w:rPr>
-          <w:rStyle w:val="VerbatimChar"/>
-          <w:lang w:val="es-ES"/>
+        <w:t xml:space="preserve"> </w:t>
+      </w:r>
+      <w:r>
+        <w:rPr>
+          <w:rStyle w:val="VerbatimChar"/>
         </w:rPr>
         <w:t xml:space="preserve">R0</w:t>
       </w:r>
       <w:r>
-        <w:rPr>
-          <w:lang w:val="es-ES"/>
-        </w:rPr>
-        <w:t xml:space="preserve"> </w:t>
-      </w:r>
-      <w:r>
-        <w:rPr>
-          <w:lang w:val="es-ES"/>
-        </w:rPr>
+        <w:t xml:space="preserve"> </w:t>
+      </w:r>
+      <w:r>
         <w:t xml:space="preserve">→ G0/0 al switch.</w:t>
       </w:r>
     </w:p>
@@ -1305,9 +924,6 @@
         </w:numPr>
       </w:pPr>
       <w:r>
-        <w:rPr>
-          <w:lang w:val="es-ES"/>
-        </w:rPr>
         <w:t xml:space="preserve">CLI del router:</w:t>
       </w:r>
     </w:p>
@@ -1318,7 +934,6 @@
       <w:r>
         <w:rPr>
           <w:rStyle w:val="VerbatimChar"/>
-          <w:lang w:val="es-ES"/>
         </w:rPr>
         <w:t xml:space="preserve">enable</w:t>
       </w:r>
@@ -1328,7 +943,6 @@
       <w:r>
         <w:rPr>
           <w:rStyle w:val="VerbatimChar"/>
-          <w:lang w:val="es-ES"/>
         </w:rPr>
         <w:t xml:space="preserve">configure terminal</w:t>
       </w:r>
@@ -1338,7 +952,6 @@
       <w:r>
         <w:rPr>
           <w:rStyle w:val="VerbatimChar"/>
-          <w:lang w:val="es-ES"/>
         </w:rPr>
         <w:t xml:space="preserve">interface GigabitEthernet0/0</w:t>
       </w:r>
@@ -1348,7 +961,6 @@
       <w:r>
         <w:rPr>
           <w:rStyle w:val="VerbatimChar"/>
-          <w:lang w:val="es-ES"/>
         </w:rPr>
         <w:t xml:space="preserve"> ip address 192.168.10.1 255.255.255.0</w:t>
       </w:r>
@@ -1358,7 +970,6 @@
       <w:r>
         <w:rPr>
           <w:rStyle w:val="VerbatimChar"/>
-          <w:lang w:val="es-ES"/>
         </w:rPr>
         <w:t xml:space="preserve"> no shutdown</w:t>
       </w:r>
@@ -1368,7 +979,6 @@
       <w:r>
         <w:rPr>
           <w:rStyle w:val="VerbatimChar"/>
-          <w:lang w:val="es-ES"/>
         </w:rPr>
         <w:t xml:space="preserve"> exit</w:t>
       </w:r>
@@ -1378,7 +988,6 @@
       <w:r>
         <w:rPr>
           <w:rStyle w:val="VerbatimChar"/>
-          <w:lang w:val="es-ES"/>
         </w:rPr>
         <w:t xml:space="preserve">ip dhcp excluded-address 192.168.10.1 192.168.10.5</w:t>
       </w:r>
@@ -1388,7 +997,6 @@
       <w:r>
         <w:rPr>
           <w:rStyle w:val="VerbatimChar"/>
-          <w:lang w:val="es-ES"/>
         </w:rPr>
         <w:t xml:space="preserve">ip dhcp pool RED</w:t>
       </w:r>
@@ -1398,7 +1006,6 @@
       <w:r>
         <w:rPr>
           <w:rStyle w:val="VerbatimChar"/>
-          <w:lang w:val="es-ES"/>
         </w:rPr>
         <w:t xml:space="preserve"> network 192.168.10.0 255.255.255.0</w:t>
       </w:r>
@@ -1408,7 +1015,6 @@
       <w:r>
         <w:rPr>
           <w:rStyle w:val="VerbatimChar"/>
-          <w:lang w:val="es-ES"/>
         </w:rPr>
         <w:t xml:space="preserve"> default-router 192.168.10.1</w:t>
       </w:r>
@@ -1418,7 +1024,6 @@
       <w:r>
         <w:rPr>
           <w:rStyle w:val="VerbatimChar"/>
-          <w:lang w:val="es-ES"/>
         </w:rPr>
         <w:t xml:space="preserve"> dns-server 8.8.8.8</w:t>
       </w:r>
@@ -1432,55 +1037,35 @@
         </w:numPr>
       </w:pPr>
       <w:r>
-        <w:rPr>
-          <w:lang w:val="es-ES"/>
-        </w:rPr>
         <w:t xml:space="preserve">En cada PC:</w:t>
       </w:r>
       <w:r>
-        <w:rPr>
-          <w:lang w:val="es-ES"/>
-        </w:rPr>
         <w:t xml:space="preserve"> </w:t>
       </w:r>
       <w:r>
         <w:rPr>
           <w:i/>
           <w:iCs/>
-          <w:lang w:val="es-ES"/>
         </w:rPr>
         <w:t xml:space="preserve">IP Configuration → DHCP</w:t>
       </w:r>
       <w:r>
-        <w:rPr>
-          <w:lang w:val="es-ES"/>
-        </w:rPr>
-        <w:t xml:space="preserve"> </w:t>
-      </w:r>
-      <w:r>
-        <w:rPr>
-          <w:lang w:val="es-ES"/>
-        </w:rPr>
+        <w:t xml:space="preserve"> </w:t>
+      </w:r>
+      <w:r>
         <w:t xml:space="preserve">→</w:t>
       </w:r>
       <w:r>
-        <w:rPr>
-          <w:lang w:val="es-ES"/>
-        </w:rPr>
         <w:t xml:space="preserve"> </w:t>
       </w:r>
       <w:r>
         <w:rPr>
           <w:i/>
           <w:iCs/>
-          <w:lang w:val="es-ES"/>
         </w:rPr>
         <w:t xml:space="preserve">Request</w:t>
       </w:r>
       <w:r>
-        <w:rPr>
-          <w:lang w:val="es-ES"/>
-        </w:rPr>
         <w:t xml:space="preserve">.</w:t>
       </w:r>
     </w:p>
@@ -1492,7 +1077,6 @@
         <w:rPr>
           <w:b/>
           <w:bCs/>
-          <w:lang w:val="es-ES"/>
         </w:rPr>
         <w:t xml:space="preserve">Esperado (Command Prompt):</w:t>
       </w:r>
@@ -1504,7 +1088,6 @@
       <w:r>
         <w:rPr>
           <w:rStyle w:val="VerbatimChar"/>
-          <w:lang w:val="es-ES"/>
         </w:rPr>
         <w:t xml:space="preserve">IPv4 Address. . . . . . : 192.168.10.6   (o .7, según orden)</w:t>
       </w:r>
@@ -1514,7 +1097,6 @@
       <w:r>
         <w:rPr>
           <w:rStyle w:val="VerbatimChar"/>
-          <w:lang w:val="es-ES"/>
         </w:rPr>
         <w:t xml:space="preserve">Subnet Mask . . . . . . : 255.255.255.0</w:t>
       </w:r>
@@ -1524,7 +1106,6 @@
       <w:r>
         <w:rPr>
           <w:rStyle w:val="VerbatimChar"/>
-          <w:lang w:val="es-ES"/>
         </w:rPr>
         <w:t xml:space="preserve">Default Gateway . . . . : 192.168.10.1</w:t>
       </w:r>
@@ -1534,22 +1115,15 @@
         <w:pStyle w:val="FirstParagraph"/>
       </w:pPr>
       <w:r>
-        <w:rPr>
-          <w:lang w:val="es-ES"/>
-        </w:rPr>
         <w:t xml:space="preserve">La primera IP fuera del rango excluido confirma que el pool reparte. Ping al gateway (</w:t>
       </w:r>
       <w:r>
         <w:rPr>
           <w:rStyle w:val="VerbatimChar"/>
-          <w:lang w:val="es-ES"/>
         </w:rPr>
         <w:t xml:space="preserve">ping 192.168.10.1</w:t>
       </w:r>
       <w:r>
-        <w:rPr>
-          <w:lang w:val="es-ES"/>
-        </w:rPr>
         <w:t xml:space="preserve">) → OK.</w:t>
       </w:r>
     </w:p>
@@ -1567,9 +1141,6 @@
         <w:pStyle w:val="Heading2"/>
       </w:pPr>
       <w:r>
-        <w:rPr>
-          <w:lang w:val="es-ES"/>
-        </w:rPr>
         <w:t xml:space="preserve">5. APIPA: cuando el DHCP no contesta</w:t>
       </w:r>
     </w:p>
@@ -1581,7 +1152,6 @@
         <w:rPr>
           <w:b/>
           <w:bCs/>
-          <w:lang w:val="es-ES"/>
         </w:rPr>
         <w:t xml:space="preserve">Solución:</w:t>
       </w:r>
@@ -1595,34 +1165,21 @@
         </w:numPr>
       </w:pPr>
       <w:r>
-        <w:rPr>
-          <w:lang w:val="es-ES"/>
-        </w:rPr>
         <w:t xml:space="preserve">En el router:</w:t>
       </w:r>
       <w:r>
-        <w:rPr>
-          <w:lang w:val="es-ES"/>
-        </w:rPr>
-        <w:t xml:space="preserve"> </w:t>
-      </w:r>
-      <w:r>
-        <w:rPr>
-          <w:rStyle w:val="VerbatimChar"/>
-          <w:lang w:val="es-ES"/>
+        <w:t xml:space="preserve"> </w:t>
+      </w:r>
+      <w:r>
+        <w:rPr>
+          <w:rStyle w:val="VerbatimChar"/>
         </w:rPr>
         <w:t xml:space="preserve">no ip service dhcp</w:t>
       </w:r>
       <w:r>
-        <w:rPr>
-          <w:lang w:val="es-ES"/>
-        </w:rPr>
-        <w:t xml:space="preserve"> </w:t>
-      </w:r>
-      <w:r>
-        <w:rPr>
-          <w:lang w:val="es-ES"/>
-        </w:rPr>
+        <w:t xml:space="preserve"> </w:t>
+      </w:r>
+      <w:r>
         <w:t xml:space="preserve">(o desconecta G0/0 / apaga el router).</w:t>
       </w:r>
     </w:p>
@@ -1635,54 +1192,34 @@
         </w:numPr>
       </w:pPr>
       <w:r>
-        <w:rPr>
-          <w:lang w:val="es-ES"/>
-        </w:rPr>
         <w:t xml:space="preserve">En la PC:</w:t>
       </w:r>
       <w:r>
-        <w:rPr>
-          <w:lang w:val="es-ES"/>
-        </w:rPr>
         <w:t xml:space="preserve"> </w:t>
       </w:r>
       <w:r>
         <w:rPr>
           <w:i/>
           <w:iCs/>
-          <w:lang w:val="es-ES"/>
         </w:rPr>
         <w:t xml:space="preserve">IP Configuration → DHCP</w:t>
       </w:r>
       <w:r>
-        <w:rPr>
-          <w:lang w:val="es-ES"/>
-        </w:rPr>
-        <w:t xml:space="preserve"> </w:t>
-      </w:r>
-      <w:r>
-        <w:rPr>
-          <w:lang w:val="es-ES"/>
-        </w:rPr>
+        <w:t xml:space="preserve"> </w:t>
+      </w:r>
+      <w:r>
         <w:t xml:space="preserve">(o</w:t>
       </w:r>
       <w:r>
-        <w:rPr>
-          <w:lang w:val="es-ES"/>
-        </w:rPr>
-        <w:t xml:space="preserve"> </w:t>
-      </w:r>
-      <w:r>
-        <w:rPr>
-          <w:rStyle w:val="VerbatimChar"/>
-          <w:lang w:val="es-ES"/>
+        <w:t xml:space="preserve"> </w:t>
+      </w:r>
+      <w:r>
+        <w:rPr>
+          <w:rStyle w:val="VerbatimChar"/>
         </w:rPr>
         <w:t xml:space="preserve">ipconfig /renew</w:t>
       </w:r>
       <w:r>
-        <w:rPr>
-          <w:lang w:val="es-ES"/>
-        </w:rPr>
         <w:t xml:space="preserve">).</w:t>
       </w:r>
     </w:p>
@@ -1694,7 +1231,6 @@
         <w:rPr>
           <w:b/>
           <w:bCs/>
-          <w:lang w:val="es-ES"/>
         </w:rPr>
         <w:t xml:space="preserve">Esperado:</w:t>
       </w:r>
@@ -1706,7 +1242,6 @@
       <w:r>
         <w:rPr>
           <w:rStyle w:val="VerbatimChar"/>
-          <w:lang w:val="es-ES"/>
         </w:rPr>
         <w:t xml:space="preserve">IPv4 Address. . . . . . : 169.254.x.x</w:t>
       </w:r>
@@ -1716,7 +1251,6 @@
       <w:r>
         <w:rPr>
           <w:rStyle w:val="VerbatimChar"/>
-          <w:lang w:val="es-ES"/>
         </w:rPr>
         <w:t xml:space="preserve">Subnet Mask . . . . . . : 255.255.0.0</w:t>
       </w:r>
@@ -1729,53 +1263,35 @@
         <w:rPr>
           <w:b/>
           <w:bCs/>
-          <w:lang w:val="es-ES"/>
         </w:rPr>
         <w:t xml:space="preserve">Rango:</w:t>
       </w:r>
       <w:r>
-        <w:rPr>
-          <w:lang w:val="es-ES"/>
-        </w:rPr>
-        <w:t xml:space="preserve"> </w:t>
-      </w:r>
-      <w:r>
-        <w:rPr>
-          <w:rStyle w:val="VerbatimChar"/>
-          <w:lang w:val="es-ES"/>
+        <w:t xml:space="preserve"> </w:t>
+      </w:r>
+      <w:r>
+        <w:rPr>
+          <w:rStyle w:val="VerbatimChar"/>
         </w:rPr>
         <w:t xml:space="preserve">169.254.0.0/16</w:t>
       </w:r>
       <w:r>
-        <w:rPr>
-          <w:lang w:val="es-ES"/>
-        </w:rPr>
-        <w:t xml:space="preserve"> </w:t>
-      </w:r>
-      <w:r>
-        <w:rPr>
-          <w:lang w:val="es-ES"/>
-        </w:rPr>
+        <w:t xml:space="preserve"> </w:t>
+      </w:r>
+      <w:r>
         <w:t xml:space="preserve">(APIPA). En este laboratorio</w:t>
       </w:r>
       <w:r>
-        <w:rPr>
-          <w:lang w:val="es-ES"/>
-        </w:rPr>
         <w:t xml:space="preserve"> </w:t>
       </w:r>
       <w:r>
         <w:rPr>
           <w:b/>
           <w:bCs/>
-          <w:lang w:val="es-ES"/>
         </w:rPr>
         <w:t xml:space="preserve">no hay router hacia otras redes</w:t>
       </w:r>
       <w:r>
-        <w:rPr>
-          <w:lang w:val="es-ES"/>
-        </w:rPr>
         <w:t xml:space="preserve">, así que ni siquiera probarías salida a Internet: con DHCP caído, la PC queda “sola” en la intentona de autoconfiguración. En un escenario real con router sí: hablaría con su LAN directa pero no cruzaría el gateway.</w:t>
       </w:r>
     </w:p>
@@ -1793,9 +1309,6 @@
         <w:pStyle w:val="Heading2"/>
       </w:pPr>
       <w:r>
-        <w:rPr>
-          <w:lang w:val="es-ES"/>
-        </w:rPr>
         <w:t xml:space="preserve">6. Wireshark: el baile DORA</w:t>
       </w:r>
     </w:p>
@@ -1807,7 +1320,6 @@
         <w:rPr>
           <w:b/>
           <w:bCs/>
-          <w:lang w:val="es-ES"/>
         </w:rPr>
         <w:t xml:space="preserve">Solución:</w:t>
       </w:r>
@@ -1821,9 +1333,6 @@
         </w:numPr>
       </w:pPr>
       <w:r>
-        <w:rPr>
-          <w:lang w:val="es-ES"/>
-        </w:rPr>
         <w:t xml:space="preserve">Restaura el DHCP del router (o vuelve a conectar R0).</w:t>
       </w:r>
     </w:p>
@@ -1836,53 +1345,33 @@
         </w:numPr>
       </w:pPr>
       <w:r>
-        <w:rPr>
-          <w:lang w:val="es-ES"/>
-        </w:rPr>
         <w:t xml:space="preserve">En la PC: captura en FastEthernet +</w:t>
       </w:r>
       <w:r>
-        <w:rPr>
-          <w:lang w:val="es-ES"/>
-        </w:rPr>
-        <w:t xml:space="preserve"> </w:t>
-      </w:r>
-      <w:r>
-        <w:rPr>
-          <w:rStyle w:val="VerbatimChar"/>
-          <w:lang w:val="es-ES"/>
+        <w:t xml:space="preserve"> </w:t>
+      </w:r>
+      <w:r>
+        <w:rPr>
+          <w:rStyle w:val="VerbatimChar"/>
         </w:rPr>
         <w:t xml:space="preserve">ipconfig /release</w:t>
       </w:r>
       <w:r>
-        <w:rPr>
-          <w:lang w:val="es-ES"/>
-        </w:rPr>
-        <w:t xml:space="preserve"> </w:t>
-      </w:r>
-      <w:r>
-        <w:rPr>
-          <w:lang w:val="es-ES"/>
-        </w:rPr>
+        <w:t xml:space="preserve"> </w:t>
+      </w:r>
+      <w:r>
         <w:t xml:space="preserve">y luego</w:t>
       </w:r>
       <w:r>
-        <w:rPr>
-          <w:lang w:val="es-ES"/>
-        </w:rPr>
-        <w:t xml:space="preserve"> </w:t>
-      </w:r>
-      <w:r>
-        <w:rPr>
-          <w:rStyle w:val="VerbatimChar"/>
-          <w:lang w:val="es-ES"/>
+        <w:t xml:space="preserve"> </w:t>
+      </w:r>
+      <w:r>
+        <w:rPr>
+          <w:rStyle w:val="VerbatimChar"/>
         </w:rPr>
         <w:t xml:space="preserve">/renew</w:t>
       </w:r>
       <w:r>
-        <w:rPr>
-          <w:lang w:val="es-ES"/>
-        </w:rPr>
         <w:t xml:space="preserve">.</w:t>
       </w:r>
     </w:p>
@@ -1895,59 +1384,36 @@
         </w:numPr>
       </w:pPr>
       <w:r>
-        <w:rPr>
-          <w:lang w:val="es-ES"/>
-        </w:rPr>
         <w:t xml:space="preserve">Filtro Wireshark:</w:t>
       </w:r>
       <w:r>
-        <w:rPr>
-          <w:lang w:val="es-ES"/>
-        </w:rPr>
-        <w:t xml:space="preserve"> </w:t>
-      </w:r>
-      <w:r>
-        <w:rPr>
-          <w:rStyle w:val="VerbatimChar"/>
-          <w:lang w:val="es-ES"/>
+        <w:t xml:space="preserve"> </w:t>
+      </w:r>
+      <w:r>
+        <w:rPr>
+          <w:rStyle w:val="VerbatimChar"/>
         </w:rPr>
         <w:t xml:space="preserve">bootp</w:t>
       </w:r>
       <w:r>
-        <w:rPr>
-          <w:lang w:val="es-ES"/>
-        </w:rPr>
-        <w:t xml:space="preserve"> </w:t>
-      </w:r>
-      <w:r>
-        <w:rPr>
-          <w:lang w:val="es-ES"/>
-        </w:rPr>
+        <w:t xml:space="preserve"> </w:t>
+      </w:r>
+      <w:r>
         <w:t xml:space="preserve">o</w:t>
       </w:r>
       <w:r>
-        <w:rPr>
-          <w:lang w:val="es-ES"/>
-        </w:rPr>
-        <w:t xml:space="preserve"> </w:t>
-      </w:r>
-      <w:r>
-        <w:rPr>
-          <w:rStyle w:val="VerbatimChar"/>
-          <w:lang w:val="es-ES"/>
+        <w:t xml:space="preserve"> </w:t>
+      </w:r>
+      <w:r>
+        <w:rPr>
+          <w:rStyle w:val="VerbatimChar"/>
         </w:rPr>
         <w:t xml:space="preserve">dhcp</w:t>
       </w:r>
       <w:r>
-        <w:rPr>
-          <w:lang w:val="es-ES"/>
-        </w:rPr>
-        <w:t xml:space="preserve"> </w:t>
-      </w:r>
-      <w:r>
-        <w:rPr>
-          <w:lang w:val="es-ES"/>
-        </w:rPr>
+        <w:t xml:space="preserve"> </w:t>
+      </w:r>
+      <w:r>
         <w:t xml:space="preserve">(PT puede etiquetarlo como DHCP).</w:t>
       </w:r>
     </w:p>
@@ -1959,7 +1425,6 @@
         <w:rPr>
           <w:b/>
           <w:bCs/>
-          <w:lang w:val="es-ES"/>
         </w:rPr>
         <w:t xml:space="preserve">Esperado, en orden:</w:t>
       </w:r>
@@ -1988,9 +1453,6 @@
               <w:pStyle w:val="Compact"/>
             </w:pPr>
             <w:r>
-              <w:rPr>
-                <w:lang w:val="es-ES"/>
-              </w:rPr>
               <w:t xml:space="preserve">#</w:t>
             </w:r>
           </w:p>
@@ -2002,9 +1464,6 @@
               <w:pStyle w:val="Compact"/>
             </w:pPr>
             <w:r>
-              <w:rPr>
-                <w:lang w:val="es-ES"/>
-              </w:rPr>
               <w:t xml:space="preserve">Mensión</w:t>
             </w:r>
           </w:p>
@@ -2016,9 +1475,6 @@
               <w:pStyle w:val="Compact"/>
             </w:pPr>
             <w:r>
-              <w:rPr>
-                <w:lang w:val="es-ES"/>
-              </w:rPr>
               <w:t xml:space="preserve">Direcciones</w:t>
             </w:r>
           </w:p>
@@ -2030,9 +1486,6 @@
               <w:pStyle w:val="Compact"/>
             </w:pPr>
             <w:r>
-              <w:rPr>
-                <w:lang w:val="es-ES"/>
-              </w:rPr>
               <w:t xml:space="preserve">En una frase</w:t>
             </w:r>
           </w:p>
@@ -2046,9 +1499,6 @@
               <w:pStyle w:val="Compact"/>
             </w:pPr>
             <w:r>
-              <w:rPr>
-                <w:lang w:val="es-ES"/>
-              </w:rPr>
               <w:t xml:space="preserve">1</w:t>
             </w:r>
           </w:p>
@@ -2063,7 +1513,6 @@
               <w:rPr>
                 <w:b/>
                 <w:bCs/>
-                <w:lang w:val="es-ES"/>
               </w:rPr>
               <w:t xml:space="preserve">DHCP Discover</w:t>
             </w:r>
@@ -2076,9 +1525,6 @@
               <w:pStyle w:val="Compact"/>
             </w:pPr>
             <w:r>
-              <w:rPr>
-                <w:lang w:val="es-ES"/>
-              </w:rPr>
               <w:t xml:space="preserve">origen 0.0.0.0 → 255.255.255.255</w:t>
             </w:r>
           </w:p>
@@ -2090,9 +1536,6 @@
               <w:pStyle w:val="Compact"/>
             </w:pPr>
             <w:r>
-              <w:rPr>
-                <w:lang w:val="es-ES"/>
-              </w:rPr>
               <w:t xml:space="preserve">“¿Alguien reparte IPs?”</w:t>
             </w:r>
           </w:p>
@@ -2106,9 +1549,6 @@
               <w:pStyle w:val="Compact"/>
             </w:pPr>
             <w:r>
-              <w:rPr>
-                <w:lang w:val="es-ES"/>
-              </w:rPr>
               <w:t xml:space="preserve">2</w:t>
             </w:r>
           </w:p>
@@ -2123,7 +1563,6 @@
               <w:rPr>
                 <w:b/>
                 <w:bCs/>
-                <w:lang w:val="es-ES"/>
               </w:rPr>
               <w:t xml:space="preserve">DHCP Offer</w:t>
             </w:r>
@@ -2136,9 +1575,6 @@
               <w:pStyle w:val="Compact"/>
             </w:pPr>
             <w:r>
-              <w:rPr>
-                <w:lang w:val="es-ES"/>
-              </w:rPr>
               <w:t xml:space="preserve">servidor → cliente</w:t>
             </w:r>
           </w:p>
@@ -2150,9 +1586,6 @@
               <w:pStyle w:val="Compact"/>
             </w:pPr>
             <w:r>
-              <w:rPr>
-                <w:lang w:val="es-ES"/>
-              </w:rPr>
               <w:t xml:space="preserve">“Toma 192.168.10.6”</w:t>
             </w:r>
           </w:p>
@@ -2166,9 +1599,6 @@
               <w:pStyle w:val="Compact"/>
             </w:pPr>
             <w:r>
-              <w:rPr>
-                <w:lang w:val="es-ES"/>
-              </w:rPr>
               <w:t xml:space="preserve">3</w:t>
             </w:r>
           </w:p>
@@ -2183,7 +1613,6 @@
               <w:rPr>
                 <w:b/>
                 <w:bCs/>
-                <w:lang w:val="es-ES"/>
               </w:rPr>
               <w:t xml:space="preserve">DHCP Request</w:t>
             </w:r>
@@ -2196,9 +1625,6 @@
               <w:pStyle w:val="Compact"/>
             </w:pPr>
             <w:r>
-              <w:rPr>
-                <w:lang w:val="es-ES"/>
-              </w:rPr>
               <w:t xml:space="preserve">cliente → servidor</w:t>
             </w:r>
           </w:p>
@@ -2210,9 +1636,6 @@
               <w:pStyle w:val="Compact"/>
             </w:pPr>
             <w:r>
-              <w:rPr>
-                <w:lang w:val="es-ES"/>
-              </w:rPr>
               <w:t xml:space="preserve">“Acepto esa”</w:t>
             </w:r>
           </w:p>
@@ -2226,9 +1649,6 @@
               <w:pStyle w:val="Compact"/>
             </w:pPr>
             <w:r>
-              <w:rPr>
-                <w:lang w:val="es-ES"/>
-              </w:rPr>
               <w:t xml:space="preserve">4</w:t>
             </w:r>
           </w:p>
@@ -2243,7 +1663,6 @@
               <w:rPr>
                 <w:b/>
                 <w:bCs/>
-                <w:lang w:val="es-ES"/>
               </w:rPr>
               <w:t xml:space="preserve">DHCP ACK</w:t>
             </w:r>
@@ -2256,9 +1675,6 @@
               <w:pStyle w:val="Compact"/>
             </w:pPr>
             <w:r>
-              <w:rPr>
-                <w:lang w:val="es-ES"/>
-              </w:rPr>
               <w:t xml:space="preserve">servidor → cliente</w:t>
             </w:r>
           </w:p>
@@ -2270,9 +1686,6 @@
               <w:pStyle w:val="Compact"/>
             </w:pPr>
             <w:r>
-              <w:rPr>
-                <w:lang w:val="es-ES"/>
-              </w:rPr>
               <w:t xml:space="preserve">“Confirmada”</w:t>
             </w:r>
           </w:p>
@@ -2284,9 +1697,6 @@
         <w:pStyle w:val="BodyText"/>
       </w:pPr>
       <w:r>
-        <w:rPr>
-          <w:lang w:val="es-ES"/>
-        </w:rPr>
         <w:t xml:space="preserve">Si solo ves Discover y no hay Offer: revisa pool, VLAN o que el router tenga IP en la interfaz de la red del cliente.</w:t>
       </w:r>
     </w:p>
@@ -2304,9 +1714,6 @@
         <w:pStyle w:val="Heading2"/>
       </w:pPr>
       <w:r>
-        <w:rPr>
-          <w:lang w:val="es-ES"/>
-        </w:rPr>
         <w:t xml:space="preserve">7. Wireshark: ARP bajo el ping</w:t>
       </w:r>
     </w:p>
@@ -2318,7 +1725,6 @@
         <w:rPr>
           <w:b/>
           <w:bCs/>
-          <w:lang w:val="es-ES"/>
         </w:rPr>
         <w:t xml:space="preserve">Solución:</w:t>
       </w:r>
@@ -2334,20 +1740,13 @@
       <w:r>
         <w:rPr>
           <w:rStyle w:val="VerbatimChar"/>
-          <w:lang w:val="es-ES"/>
         </w:rPr>
         <w:t xml:space="preserve">PC0</w:t>
       </w:r>
       <w:r>
-        <w:rPr>
-          <w:lang w:val="es-ES"/>
-        </w:rPr>
-        <w:t xml:space="preserve"> </w:t>
-      </w:r>
-      <w:r>
-        <w:rPr>
-          <w:lang w:val="es-ES"/>
-        </w:rPr>
+        <w:t xml:space="preserve"> </w:t>
+      </w:r>
+      <w:r>
         <w:t xml:space="preserve">Command Prompt:</w:t>
       </w:r>
     </w:p>
@@ -2358,7 +1757,6 @@
       <w:r>
         <w:rPr>
           <w:rStyle w:val="VerbatimChar"/>
-          <w:lang w:val="es-ES"/>
         </w:rPr>
         <w:t xml:space="preserve">arp -d *</w:t>
       </w:r>
@@ -2368,7 +1766,6 @@
       <w:r>
         <w:rPr>
           <w:rStyle w:val="VerbatimChar"/>
-          <w:lang w:val="es-ES"/>
         </w:rPr>
         <w:t xml:space="preserve">ping 192.168.10.11</w:t>
       </w:r>
@@ -2382,53 +1779,33 @@
         </w:numPr>
       </w:pPr>
       <w:r>
-        <w:rPr>
-          <w:lang w:val="es-ES"/>
-        </w:rPr>
         <w:t xml:space="preserve">Captura filtrada:</w:t>
       </w:r>
       <w:r>
-        <w:rPr>
-          <w:lang w:val="es-ES"/>
-        </w:rPr>
-        <w:t xml:space="preserve"> </w:t>
-      </w:r>
-      <w:r>
-        <w:rPr>
-          <w:rStyle w:val="VerbatimChar"/>
-          <w:lang w:val="es-ES"/>
+        <w:t xml:space="preserve"> </w:t>
+      </w:r>
+      <w:r>
+        <w:rPr>
+          <w:rStyle w:val="VerbatimChar"/>
         </w:rPr>
         <w:t xml:space="preserve">arp</w:t>
       </w:r>
       <w:r>
-        <w:rPr>
-          <w:lang w:val="es-ES"/>
-        </w:rPr>
-        <w:t xml:space="preserve"> </w:t>
-      </w:r>
-      <w:r>
-        <w:rPr>
-          <w:lang w:val="es-ES"/>
-        </w:rPr>
+        <w:t xml:space="preserve"> </w:t>
+      </w:r>
+      <w:r>
         <w:t xml:space="preserve">y luego</w:t>
       </w:r>
       <w:r>
-        <w:rPr>
-          <w:lang w:val="es-ES"/>
-        </w:rPr>
-        <w:t xml:space="preserve"> </w:t>
-      </w:r>
-      <w:r>
-        <w:rPr>
-          <w:rStyle w:val="VerbatimChar"/>
-          <w:lang w:val="es-ES"/>
+        <w:t xml:space="preserve"> </w:t>
+      </w:r>
+      <w:r>
+        <w:rPr>
+          <w:rStyle w:val="VerbatimChar"/>
         </w:rPr>
         <w:t xml:space="preserve">icmp</w:t>
       </w:r>
       <w:r>
-        <w:rPr>
-          <w:lang w:val="es-ES"/>
-        </w:rPr>
         <w:t xml:space="preserve">.</w:t>
       </w:r>
     </w:p>
@@ -2440,7 +1817,6 @@
         <w:rPr>
           <w:b/>
           <w:bCs/>
-          <w:lang w:val="es-ES"/>
         </w:rPr>
         <w:t xml:space="preserve">Esperado:</w:t>
       </w:r>
@@ -2457,65 +1833,41 @@
         <w:rPr>
           <w:b/>
           <w:bCs/>
-          <w:lang w:val="es-ES"/>
         </w:rPr>
         <w:t xml:space="preserve">ARP Request</w:t>
       </w:r>
       <w:r>
-        <w:rPr>
-          <w:lang w:val="es-ES"/>
-        </w:rPr>
-        <w:t xml:space="preserve"> </w:t>
-      </w:r>
-      <w:r>
-        <w:rPr>
-          <w:lang w:val="es-ES"/>
-        </w:rPr>
+        <w:t xml:space="preserve"> </w:t>
+      </w:r>
+      <w:r>
         <w:t xml:space="preserve">(broadcast):</w:t>
       </w:r>
       <w:r>
-        <w:rPr>
-          <w:lang w:val="es-ES"/>
-        </w:rPr>
         <w:t xml:space="preserve"> </w:t>
       </w:r>
       <w:r>
         <w:rPr>
           <w:i/>
           <w:iCs/>
-          <w:lang w:val="es-ES"/>
         </w:rPr>
         <w:t xml:space="preserve">Who has 192.168.10.11? Tell 192.168.10.10</w:t>
       </w:r>
       <w:r>
-        <w:rPr>
-          <w:lang w:val="es-ES"/>
-        </w:rPr>
-        <w:t xml:space="preserve"> </w:t>
-      </w:r>
-      <w:r>
-        <w:rPr>
-          <w:lang w:val="es-ES"/>
-        </w:rPr>
+        <w:t xml:space="preserve"> </w:t>
+      </w:r>
+      <w:r>
         <w:t xml:space="preserve">→ EtherType</w:t>
       </w:r>
       <w:r>
-        <w:rPr>
-          <w:lang w:val="es-ES"/>
-        </w:rPr>
-        <w:t xml:space="preserve"> </w:t>
-      </w:r>
-      <w:r>
-        <w:rPr>
-          <w:rStyle w:val="VerbatimChar"/>
-          <w:lang w:val="es-ES"/>
+        <w:t xml:space="preserve"> </w:t>
+      </w:r>
+      <w:r>
+        <w:rPr>
+          <w:rStyle w:val="VerbatimChar"/>
         </w:rPr>
         <w:t xml:space="preserve">0x0806</w:t>
       </w:r>
       <w:r>
-        <w:rPr>
-          <w:lang w:val="es-ES"/>
-        </w:rPr>
         <w:t xml:space="preserve">.</w:t>
       </w:r>
     </w:p>
@@ -2531,40 +1883,26 @@
         <w:rPr>
           <w:b/>
           <w:bCs/>
-          <w:lang w:val="es-ES"/>
         </w:rPr>
         <w:t xml:space="preserve">ARP Reply</w:t>
       </w:r>
       <w:r>
-        <w:rPr>
-          <w:lang w:val="es-ES"/>
-        </w:rPr>
         <w:t xml:space="preserve">:</w:t>
       </w:r>
       <w:r>
-        <w:rPr>
-          <w:lang w:val="es-ES"/>
-        </w:rPr>
         <w:t xml:space="preserve"> </w:t>
       </w:r>
       <w:r>
         <w:rPr>
           <w:i/>
           <w:iCs/>
-          <w:lang w:val="es-ES"/>
         </w:rPr>
         <w:t xml:space="preserve">192.168.10.11 is at 00:…</w:t>
       </w:r>
       <w:r>
-        <w:rPr>
-          <w:lang w:val="es-ES"/>
-        </w:rPr>
-        <w:t xml:space="preserve"> </w:t>
-      </w:r>
-      <w:r>
-        <w:rPr>
-          <w:lang w:val="es-ES"/>
-        </w:rPr>
+        <w:t xml:space="preserve"> </w:t>
+      </w:r>
+      <w:r>
         <w:t xml:space="preserve">→ se llena la caché ARP.</w:t>
       </w:r>
     </w:p>
@@ -2580,39 +1918,25 @@
         <w:rPr>
           <w:b/>
           <w:bCs/>
-          <w:lang w:val="es-ES"/>
         </w:rPr>
         <w:t xml:space="preserve">ICMP Echo / Reply</w:t>
       </w:r>
       <w:r>
-        <w:rPr>
-          <w:lang w:val="es-ES"/>
-        </w:rPr>
-        <w:t xml:space="preserve"> </w:t>
-      </w:r>
-      <w:r>
-        <w:rPr>
-          <w:lang w:val="es-ES"/>
-        </w:rPr>
+        <w:t xml:space="preserve"> </w:t>
+      </w:r>
+      <w:r>
         <w:t xml:space="preserve">→ EtherType</w:t>
       </w:r>
       <w:r>
-        <w:rPr>
-          <w:lang w:val="es-ES"/>
-        </w:rPr>
-        <w:t xml:space="preserve"> </w:t>
-      </w:r>
-      <w:r>
-        <w:rPr>
-          <w:rStyle w:val="VerbatimChar"/>
-          <w:lang w:val="es-ES"/>
+        <w:t xml:space="preserve"> </w:t>
+      </w:r>
+      <w:r>
+        <w:rPr>
+          <w:rStyle w:val="VerbatimChar"/>
         </w:rPr>
         <w:t xml:space="preserve">0x0800</w:t>
       </w:r>
       <w:r>
-        <w:rPr>
-          <w:lang w:val="es-ES"/>
-        </w:rPr>
         <w:t xml:space="preserve">.</w:t>
       </w:r>
     </w:p>
@@ -2624,20 +1948,13 @@
         <w:rPr>
           <w:b/>
           <w:bCs/>
-          <w:lang w:val="es-ES"/>
         </w:rPr>
         <w:t xml:space="preserve">Conclusión:</w:t>
       </w:r>
       <w:r>
-        <w:rPr>
-          <w:lang w:val="es-ES"/>
-        </w:rPr>
-        <w:t xml:space="preserve"> </w:t>
-      </w:r>
-      <w:r>
-        <w:rPr>
-          <w:lang w:val="es-ES"/>
-        </w:rPr>
+        <w:t xml:space="preserve"> </w:t>
+      </w:r>
+      <w:r>
         <w:t xml:space="preserve">sin la MAC del vecino no hay trama Ethernet completa; el ARP es el puente obligatorio capa 3 → capa 2 en IPv4 (en IPv6 ese papel lo hace NDP, punto 14).</w:t>
       </w:r>
     </w:p>
@@ -2655,9 +1972,6 @@
         <w:pStyle w:val="Heading2"/>
       </w:pPr>
       <w:r>
-        <w:rPr>
-          <w:lang w:val="es-ES"/>
-        </w:rPr>
         <w:t xml:space="preserve">8. IPv6 en PT: estático o SLAAC</w:t>
       </w:r>
     </w:p>
@@ -2669,7 +1983,6 @@
         <w:rPr>
           <w:b/>
           <w:bCs/>
-          <w:lang w:val="es-ES"/>
         </w:rPr>
         <w:t xml:space="preserve">Solución (a) — estático:</w:t>
       </w:r>
@@ -2683,72 +1996,45 @@
         </w:numPr>
       </w:pPr>
       <w:r>
-        <w:rPr>
-          <w:lang w:val="es-ES"/>
-        </w:rPr>
         <w:t xml:space="preserve">Router:</w:t>
       </w:r>
       <w:r>
-        <w:rPr>
-          <w:lang w:val="es-ES"/>
-        </w:rPr>
-        <w:t xml:space="preserve"> </w:t>
-      </w:r>
-      <w:r>
-        <w:rPr>
-          <w:rStyle w:val="VerbatimChar"/>
-          <w:lang w:val="es-ES"/>
+        <w:t xml:space="preserve"> </w:t>
+      </w:r>
+      <w:r>
+        <w:rPr>
+          <w:rStyle w:val="VerbatimChar"/>
         </w:rPr>
         <w:t xml:space="preserve">ipv6 unicast-routing</w:t>
       </w:r>
       <w:r>
-        <w:rPr>
-          <w:lang w:val="es-ES"/>
-        </w:rPr>
         <w:t xml:space="preserve">; en G0/0:</w:t>
       </w:r>
       <w:r>
-        <w:rPr>
-          <w:lang w:val="es-ES"/>
-        </w:rPr>
-        <w:t xml:space="preserve"> </w:t>
-      </w:r>
-      <w:r>
-        <w:rPr>
-          <w:rStyle w:val="VerbatimChar"/>
-          <w:lang w:val="es-ES"/>
+        <w:t xml:space="preserve"> </w:t>
+      </w:r>
+      <w:r>
+        <w:rPr>
+          <w:rStyle w:val="VerbatimChar"/>
         </w:rPr>
         <w:t xml:space="preserve">ipv6 address 2001:DB8:1::1/64</w:t>
       </w:r>
       <w:r>
-        <w:rPr>
-          <w:lang w:val="es-ES"/>
-        </w:rPr>
-        <w:t xml:space="preserve"> </w:t>
-      </w:r>
-      <w:r>
-        <w:rPr>
-          <w:lang w:val="es-ES"/>
-        </w:rPr>
+        <w:t xml:space="preserve"> </w:t>
+      </w:r>
+      <w:r>
         <w:t xml:space="preserve">y</w:t>
       </w:r>
       <w:r>
-        <w:rPr>
-          <w:lang w:val="es-ES"/>
-        </w:rPr>
-        <w:t xml:space="preserve"> </w:t>
-      </w:r>
-      <w:r>
-        <w:rPr>
-          <w:rStyle w:val="VerbatimChar"/>
-          <w:lang w:val="es-ES"/>
+        <w:t xml:space="preserve"> </w:t>
+      </w:r>
+      <w:r>
+        <w:rPr>
+          <w:rStyle w:val="VerbatimChar"/>
         </w:rPr>
         <w:t xml:space="preserve">no shutdown</w:t>
       </w:r>
       <w:r>
-        <w:rPr>
-          <w:lang w:val="es-ES"/>
-        </w:rPr>
         <w:t xml:space="preserve">.</w:t>
       </w:r>
     </w:p>
@@ -2761,29 +2047,19 @@
         </w:numPr>
       </w:pPr>
       <w:r>
-        <w:rPr>
-          <w:lang w:val="es-ES"/>
-        </w:rPr>
         <w:t xml:space="preserve">PCs en</w:t>
       </w:r>
       <w:r>
-        <w:rPr>
-          <w:lang w:val="es-ES"/>
-        </w:rPr>
         <w:t xml:space="preserve"> </w:t>
       </w:r>
       <w:r>
         <w:rPr>
           <w:i/>
           <w:iCs/>
-          <w:lang w:val="es-ES"/>
         </w:rPr>
         <w:t xml:space="preserve">Config → IPv6</w:t>
       </w:r>
       <w:r>
-        <w:rPr>
-          <w:lang w:val="es-ES"/>
-        </w:rPr>
         <w:t xml:space="preserve">:</w:t>
       </w:r>
     </w:p>
@@ -2798,77 +2074,49 @@
       <w:r>
         <w:rPr>
           <w:rStyle w:val="VerbatimChar"/>
-          <w:lang w:val="es-ES"/>
         </w:rPr>
         <w:t xml:space="preserve">PC0</w:t>
       </w:r>
       <w:r>
-        <w:rPr>
-          <w:lang w:val="es-ES"/>
-        </w:rPr>
         <w:t xml:space="preserve">:</w:t>
       </w:r>
       <w:r>
-        <w:rPr>
-          <w:lang w:val="es-ES"/>
-        </w:rPr>
-        <w:t xml:space="preserve"> </w:t>
-      </w:r>
-      <w:r>
-        <w:rPr>
-          <w:rStyle w:val="VerbatimChar"/>
-          <w:lang w:val="es-ES"/>
+        <w:t xml:space="preserve"> </w:t>
+      </w:r>
+      <w:r>
+        <w:rPr>
+          <w:rStyle w:val="VerbatimChar"/>
         </w:rPr>
         <w:t xml:space="preserve">2001:DB8:1::10</w:t>
       </w:r>
       <w:r>
-        <w:rPr>
-          <w:lang w:val="es-ES"/>
-        </w:rPr>
         <w:t xml:space="preserve">, prefix</w:t>
       </w:r>
       <w:r>
-        <w:rPr>
-          <w:lang w:val="es-ES"/>
-        </w:rPr>
-        <w:t xml:space="preserve"> </w:t>
-      </w:r>
-      <w:r>
-        <w:rPr>
-          <w:rStyle w:val="VerbatimChar"/>
-          <w:lang w:val="es-ES"/>
+        <w:t xml:space="preserve"> </w:t>
+      </w:r>
+      <w:r>
+        <w:rPr>
+          <w:rStyle w:val="VerbatimChar"/>
         </w:rPr>
         <w:t xml:space="preserve">/64</w:t>
       </w:r>
       <w:r>
-        <w:rPr>
-          <w:lang w:val="es-ES"/>
-        </w:rPr>
         <w:t xml:space="preserve">, gateway</w:t>
       </w:r>
       <w:r>
-        <w:rPr>
-          <w:lang w:val="es-ES"/>
-        </w:rPr>
-        <w:t xml:space="preserve"> </w:t>
-      </w:r>
-      <w:r>
-        <w:rPr>
-          <w:rStyle w:val="VerbatimChar"/>
-          <w:lang w:val="es-ES"/>
+        <w:t xml:space="preserve"> </w:t>
+      </w:r>
+      <w:r>
+        <w:rPr>
+          <w:rStyle w:val="VerbatimChar"/>
         </w:rPr>
         <w:t xml:space="preserve">2001:DB8:1::1</w:t>
       </w:r>
       <w:r>
-        <w:rPr>
-          <w:lang w:val="es-ES"/>
-        </w:rPr>
-        <w:t xml:space="preserve"> </w:t>
-      </w:r>
-      <w:r>
-        <w:rPr>
-          <w:lang w:val="es-ES"/>
-        </w:rPr>
+        <w:t xml:space="preserve"> </w:t>
+      </w:r>
+      <w:r>
         <w:t xml:space="preserve">(o la LLA del router).</w:t>
       </w:r>
     </w:p>
@@ -2883,33 +2131,22 @@
       <w:r>
         <w:rPr>
           <w:rStyle w:val="VerbatimChar"/>
-          <w:lang w:val="es-ES"/>
         </w:rPr>
         <w:t xml:space="preserve">PC1</w:t>
       </w:r>
       <w:r>
-        <w:rPr>
-          <w:lang w:val="es-ES"/>
-        </w:rPr>
         <w:t xml:space="preserve">:</w:t>
       </w:r>
       <w:r>
-        <w:rPr>
-          <w:lang w:val="es-ES"/>
-        </w:rPr>
-        <w:t xml:space="preserve"> </w:t>
-      </w:r>
-      <w:r>
-        <w:rPr>
-          <w:rStyle w:val="VerbatimChar"/>
-          <w:lang w:val="es-ES"/>
+        <w:t xml:space="preserve"> </w:t>
+      </w:r>
+      <w:r>
+        <w:rPr>
+          <w:rStyle w:val="VerbatimChar"/>
         </w:rPr>
         <w:t xml:space="preserve">2001:DB8:1::11</w:t>
       </w:r>
       <w:r>
-        <w:rPr>
-          <w:lang w:val="es-ES"/>
-        </w:rPr>
         <w:t xml:space="preserve">.</w:t>
       </w:r>
     </w:p>
@@ -2924,20 +2161,13 @@
       <w:r>
         <w:rPr>
           <w:rStyle w:val="VerbatimChar"/>
-          <w:lang w:val="es-ES"/>
         </w:rPr>
         <w:t xml:space="preserve">ping 2001:DB8:1::11</w:t>
       </w:r>
       <w:r>
-        <w:rPr>
-          <w:lang w:val="es-ES"/>
-        </w:rPr>
-        <w:t xml:space="preserve"> </w:t>
-      </w:r>
-      <w:r>
-        <w:rPr>
-          <w:lang w:val="es-ES"/>
-        </w:rPr>
+        <w:t xml:space="preserve"> </w:t>
+      </w:r>
+      <w:r>
         <w:t xml:space="preserve">(o hacia el router).</w:t>
       </w:r>
     </w:p>
@@ -2949,7 +2179,6 @@
         <w:rPr>
           <w:b/>
           <w:bCs/>
-          <w:lang w:val="es-ES"/>
         </w:rPr>
         <w:t xml:space="preserve">Solución (b) — SLAAC (si tu versión lo soporta bien):</w:t>
       </w:r>
@@ -2963,85 +2192,52 @@
         </w:numPr>
       </w:pPr>
       <w:r>
-        <w:rPr>
-          <w:lang w:val="es-ES"/>
-        </w:rPr>
         <w:t xml:space="preserve">Con el router anunciando la interfaz</w:t>
       </w:r>
       <w:r>
-        <w:rPr>
-          <w:lang w:val="es-ES"/>
-        </w:rPr>
-        <w:t xml:space="preserve"> </w:t>
-      </w:r>
-      <w:r>
-        <w:rPr>
-          <w:rStyle w:val="VerbatimChar"/>
-          <w:lang w:val="es-ES"/>
+        <w:t xml:space="preserve"> </w:t>
+      </w:r>
+      <w:r>
+        <w:rPr>
+          <w:rStyle w:val="VerbatimChar"/>
         </w:rPr>
         <w:t xml:space="preserve">/64</w:t>
       </w:r>
       <w:r>
-        <w:rPr>
-          <w:lang w:val="es-ES"/>
-        </w:rPr>
-        <w:t xml:space="preserve"> </w:t>
-      </w:r>
-      <w:r>
-        <w:rPr>
-          <w:lang w:val="es-ES"/>
-        </w:rPr>
+        <w:t xml:space="preserve"> </w:t>
+      </w:r>
+      <w:r>
         <w:t xml:space="preserve">y</w:t>
       </w:r>
       <w:r>
-        <w:rPr>
-          <w:lang w:val="es-ES"/>
-        </w:rPr>
-        <w:t xml:space="preserve"> </w:t>
-      </w:r>
-      <w:r>
-        <w:rPr>
-          <w:rStyle w:val="VerbatimChar"/>
-          <w:lang w:val="es-ES"/>
+        <w:t xml:space="preserve"> </w:t>
+      </w:r>
+      <w:r>
+        <w:rPr>
+          <w:rStyle w:val="VerbatimChar"/>
         </w:rPr>
         <w:t xml:space="preserve">ipv6 unicast-routing</w:t>
       </w:r>
       <w:r>
-        <w:rPr>
-          <w:lang w:val="es-ES"/>
-        </w:rPr>
-        <w:t xml:space="preserve"> </w:t>
-      </w:r>
-      <w:r>
-        <w:rPr>
-          <w:lang w:val="es-ES"/>
-        </w:rPr>
+        <w:t xml:space="preserve"> </w:t>
+      </w:r>
+      <w:r>
         <w:t xml:space="preserve">activo, en la PC:</w:t>
       </w:r>
       <w:r>
-        <w:rPr>
-          <w:lang w:val="es-ES"/>
-        </w:rPr>
         <w:t xml:space="preserve"> </w:t>
       </w:r>
       <w:r>
         <w:rPr>
           <w:i/>
           <w:iCs/>
-          <w:lang w:val="es-ES"/>
         </w:rPr>
         <w:t xml:space="preserve">IPv6 Configuration → Autoconfig</w:t>
       </w:r>
       <w:r>
-        <w:rPr>
-          <w:lang w:val="es-ES"/>
-        </w:rPr>
-        <w:t xml:space="preserve"> </w:t>
-      </w:r>
-      <w:r>
-        <w:rPr>
-          <w:lang w:val="es-ES"/>
-        </w:rPr>
+        <w:t xml:space="preserve"> </w:t>
+      </w:r>
+      <w:r>
         <w:t xml:space="preserve">/ DHCPv6 según el laboratorio.</w:t>
       </w:r>
     </w:p>
@@ -3054,34 +2250,21 @@
         </w:numPr>
       </w:pPr>
       <w:r>
-        <w:rPr>
-          <w:lang w:val="es-ES"/>
-        </w:rPr>
         <w:t xml:space="preserve">Comprueba la dirección generada con</w:t>
       </w:r>
       <w:r>
-        <w:rPr>
-          <w:lang w:val="es-ES"/>
-        </w:rPr>
-        <w:t xml:space="preserve"> </w:t>
-      </w:r>
-      <w:r>
-        <w:rPr>
-          <w:rStyle w:val="VerbatimChar"/>
-          <w:lang w:val="es-ES"/>
+        <w:t xml:space="preserve"> </w:t>
+      </w:r>
+      <w:r>
+        <w:rPr>
+          <w:rStyle w:val="VerbatimChar"/>
         </w:rPr>
         <w:t xml:space="preserve">ipconfig</w:t>
       </w:r>
       <w:r>
-        <w:rPr>
-          <w:lang w:val="es-ES"/>
-        </w:rPr>
-        <w:t xml:space="preserve"> </w:t>
-      </w:r>
-      <w:r>
-        <w:rPr>
-          <w:lang w:val="es-ES"/>
-        </w:rPr>
+        <w:t xml:space="preserve"> </w:t>
+      </w:r>
+      <w:r>
         <w:t xml:space="preserve">y haz un ping IPv6.</w:t>
       </w:r>
     </w:p>
@@ -3093,120 +2276,73 @@
         <w:rPr>
           <w:b/>
           <w:bCs/>
-          <w:lang w:val="es-ES"/>
         </w:rPr>
         <w:t xml:space="preserve">Esperado:</w:t>
       </w:r>
       <w:r>
-        <w:rPr>
-          <w:lang w:val="es-ES"/>
-        </w:rPr>
-        <w:t xml:space="preserve"> </w:t>
-      </w:r>
-      <w:r>
-        <w:rPr>
-          <w:lang w:val="es-ES"/>
-        </w:rPr>
+        <w:t xml:space="preserve"> </w:t>
+      </w:r>
+      <w:r>
         <w:t xml:space="preserve">replies IPv6 al 100% en (a). En (b), aparece una GUA que empieza por</w:t>
       </w:r>
       <w:r>
-        <w:rPr>
-          <w:lang w:val="es-ES"/>
-        </w:rPr>
-        <w:t xml:space="preserve"> </w:t>
-      </w:r>
-      <w:r>
-        <w:rPr>
-          <w:rStyle w:val="VerbatimChar"/>
-          <w:lang w:val="es-ES"/>
+        <w:t xml:space="preserve"> </w:t>
+      </w:r>
+      <w:r>
+        <w:rPr>
+          <w:rStyle w:val="VerbatimChar"/>
         </w:rPr>
         <w:t xml:space="preserve">2001:db8:1:…</w:t>
       </w:r>
       <w:r>
-        <w:rPr>
-          <w:lang w:val="es-ES"/>
-        </w:rPr>
-        <w:t xml:space="preserve"> </w:t>
-      </w:r>
-      <w:r>
-        <w:rPr>
-          <w:lang w:val="es-ES"/>
-        </w:rPr>
+        <w:t xml:space="preserve"> </w:t>
+      </w:r>
+      <w:r>
         <w:t xml:space="preserve">más la link-local</w:t>
       </w:r>
       <w:r>
-        <w:rPr>
-          <w:lang w:val="es-ES"/>
-        </w:rPr>
-        <w:t xml:space="preserve"> </w:t>
-      </w:r>
-      <w:r>
-        <w:rPr>
-          <w:rStyle w:val="VerbatimChar"/>
-          <w:lang w:val="es-ES"/>
+        <w:t xml:space="preserve"> </w:t>
+      </w:r>
+      <w:r>
+        <w:rPr>
+          <w:rStyle w:val="VerbatimChar"/>
         </w:rPr>
         <w:t xml:space="preserve">fe80::…</w:t>
       </w:r>
       <w:r>
-        <w:rPr>
-          <w:lang w:val="es-ES"/>
-        </w:rPr>
-        <w:t xml:space="preserve"> </w:t>
-      </w:r>
-      <w:r>
-        <w:rPr>
-          <w:lang w:val="es-ES"/>
-        </w:rPr>
+        <w:t xml:space="preserve"> </w:t>
+      </w:r>
+      <w:r>
         <w:t xml:space="preserve">automática. Si</w:t>
       </w:r>
       <w:r>
-        <w:rPr>
-          <w:lang w:val="es-ES"/>
-        </w:rPr>
-        <w:t xml:space="preserve"> </w:t>
-      </w:r>
-      <w:r>
-        <w:rPr>
-          <w:rStyle w:val="VerbatimChar"/>
-          <w:lang w:val="es-ES"/>
+        <w:t xml:space="preserve"> </w:t>
+      </w:r>
+      <w:r>
+        <w:rPr>
+          <w:rStyle w:val="VerbatimChar"/>
         </w:rPr>
         <w:t xml:space="preserve">ping</w:t>
       </w:r>
       <w:r>
-        <w:rPr>
-          <w:lang w:val="es-ES"/>
-        </w:rPr>
-        <w:t xml:space="preserve"> </w:t>
-      </w:r>
-      <w:r>
-        <w:rPr>
-          <w:lang w:val="es-ES"/>
-        </w:rPr>
+        <w:t xml:space="preserve"> </w:t>
+      </w:r>
+      <w:r>
         <w:t xml:space="preserve">falla, el primer sospechoso es</w:t>
       </w:r>
       <w:r>
-        <w:rPr>
-          <w:lang w:val="es-ES"/>
-        </w:rPr>
-        <w:t xml:space="preserve"> </w:t>
-      </w:r>
-      <w:r>
-        <w:rPr>
-          <w:rStyle w:val="VerbatimChar"/>
-          <w:lang w:val="es-ES"/>
+        <w:t xml:space="preserve"> </w:t>
+      </w:r>
+      <w:r>
+        <w:rPr>
+          <w:rStyle w:val="VerbatimChar"/>
         </w:rPr>
         <w:t xml:space="preserve">show ipv6 interface brief</w:t>
       </w:r>
       <w:r>
-        <w:rPr>
-          <w:lang w:val="es-ES"/>
-        </w:rPr>
-        <w:t xml:space="preserve"> </w:t>
-      </w:r>
-      <w:r>
-        <w:rPr>
-          <w:lang w:val="es-ES"/>
-        </w:rPr>
+        <w:t xml:space="preserve"> </w:t>
+      </w:r>
+      <w:r>
         <w:t xml:space="preserve">en el router: interfaz down o sin dirección (el fallo clásico del laboratorio de la unidad).</w:t>
       </w:r>
     </w:p>
@@ -3224,9 +2360,6 @@
         <w:pStyle w:val="Heading2"/>
       </w:pPr>
       <w:r>
-        <w:rPr>
-          <w:lang w:val="es-ES"/>
-        </w:rPr>
         <w:t xml:space="preserve">📋 Criterios de esta práctica</w:t>
       </w:r>
     </w:p>
@@ -3252,9 +2385,6 @@
               <w:pStyle w:val="Compact"/>
             </w:pPr>
             <w:r>
-              <w:rPr>
-                <w:lang w:val="es-ES"/>
-              </w:rPr>
               <w:t xml:space="preserve">Ejercicio</w:t>
             </w:r>
           </w:p>
@@ -3266,9 +2396,6 @@
               <w:pStyle w:val="Compact"/>
             </w:pPr>
             <w:r>
-              <w:rPr>
-                <w:lang w:val="es-ES"/>
-              </w:rPr>
               <w:t xml:space="preserve">Concepto UD3</w:t>
             </w:r>
           </w:p>
@@ -3280,9 +2407,6 @@
               <w:pStyle w:val="Compact"/>
             </w:pPr>
             <w:r>
-              <w:rPr>
-                <w:lang w:val="es-ES"/>
-              </w:rPr>
               <w:t xml:space="preserve">Punto</w:t>
             </w:r>
           </w:p>
@@ -3296,9 +2420,6 @@
               <w:pStyle w:val="Compact"/>
             </w:pPr>
             <w:r>
-              <w:rPr>
-                <w:lang w:val="es-ES"/>
-              </w:rPr>
               <w:t xml:space="preserve">1</w:t>
             </w:r>
           </w:p>
@@ -3310,9 +2431,6 @@
               <w:pStyle w:val="Compact"/>
             </w:pPr>
             <w:r>
-              <w:rPr>
-                <w:lang w:val="es-ES"/>
-              </w:rPr>
               <w:t xml:space="preserve">IP estática y misma subred</w:t>
             </w:r>
           </w:p>
@@ -3324,9 +2442,6 @@
               <w:pStyle w:val="Compact"/>
             </w:pPr>
             <w:r>
-              <w:rPr>
-                <w:lang w:val="es-ES"/>
-              </w:rPr>
               <w:t xml:space="preserve">1–2</w:t>
             </w:r>
           </w:p>
@@ -3340,9 +2455,6 @@
               <w:pStyle w:val="Compact"/>
             </w:pPr>
             <w:r>
-              <w:rPr>
-                <w:lang w:val="es-ES"/>
-              </w:rPr>
               <w:t xml:space="preserve">2–3</w:t>
             </w:r>
           </w:p>
@@ -3354,9 +2466,6 @@
               <w:pStyle w:val="Compact"/>
             </w:pPr>
             <w:r>
-              <w:rPr>
-                <w:lang w:val="es-ES"/>
-              </w:rPr>
               <w:t xml:space="preserve">AND, máscaras, límites de subred</w:t>
             </w:r>
           </w:p>
@@ -3368,9 +2477,6 @@
               <w:pStyle w:val="Compact"/>
             </w:pPr>
             <w:r>
-              <w:rPr>
-                <w:lang w:val="es-ES"/>
-              </w:rPr>
               <w:t xml:space="preserve">2, 5–6</w:t>
             </w:r>
           </w:p>
@@ -3384,9 +2490,6 @@
               <w:pStyle w:val="Compact"/>
             </w:pPr>
             <w:r>
-              <w:rPr>
-                <w:lang w:val="es-ES"/>
-              </w:rPr>
               <w:t xml:space="preserve">4–5</w:t>
             </w:r>
           </w:p>
@@ -3398,9 +2501,6 @@
               <w:pStyle w:val="Compact"/>
             </w:pPr>
             <w:r>
-              <w:rPr>
-                <w:lang w:val="es-ES"/>
-              </w:rPr>
               <w:t xml:space="preserve">DHCP pool, excluded, APIPA</w:t>
             </w:r>
           </w:p>
@@ -3412,9 +2512,6 @@
               <w:pStyle w:val="Compact"/>
             </w:pPr>
             <w:r>
-              <w:rPr>
-                <w:lang w:val="es-ES"/>
-              </w:rPr>
               <w:t xml:space="preserve">8</w:t>
             </w:r>
           </w:p>
@@ -3428,9 +2525,6 @@
               <w:pStyle w:val="Compact"/>
             </w:pPr>
             <w:r>
-              <w:rPr>
-                <w:lang w:val="es-ES"/>
-              </w:rPr>
               <w:t xml:space="preserve">6</w:t>
             </w:r>
           </w:p>
@@ -3442,9 +2536,6 @@
               <w:pStyle w:val="Compact"/>
             </w:pPr>
             <w:r>
-              <w:rPr>
-                <w:lang w:val="es-ES"/>
-              </w:rPr>
               <w:t xml:space="preserve">DORA paso a paso</w:t>
             </w:r>
           </w:p>
@@ -3456,9 +2547,6 @@
               <w:pStyle w:val="Compact"/>
             </w:pPr>
             <w:r>
-              <w:rPr>
-                <w:lang w:val="es-ES"/>
-              </w:rPr>
               <w:t xml:space="preserve">8</w:t>
             </w:r>
           </w:p>
@@ -3472,9 +2560,6 @@
               <w:pStyle w:val="Compact"/>
             </w:pPr>
             <w:r>
-              <w:rPr>
-                <w:lang w:val="es-ES"/>
-              </w:rPr>
               <w:t xml:space="preserve">7</w:t>
             </w:r>
           </w:p>
@@ -3486,9 +2571,6 @@
               <w:pStyle w:val="Compact"/>
             </w:pPr>
             <w:r>
-              <w:rPr>
-                <w:lang w:val="es-ES"/>
-              </w:rPr>
               <w:t xml:space="preserve">ARP (puente UD2→UD3)</w:t>
             </w:r>
           </w:p>
@@ -3500,9 +2582,6 @@
               <w:pStyle w:val="Compact"/>
             </w:pPr>
             <w:r>
-              <w:rPr>
-                <w:lang w:val="es-ES"/>
-              </w:rPr>
               <w:t xml:space="preserve">1</w:t>
             </w:r>
           </w:p>
@@ -3516,9 +2595,6 @@
               <w:pStyle w:val="Compact"/>
             </w:pPr>
             <w:r>
-              <w:rPr>
-                <w:lang w:val="es-ES"/>
-              </w:rPr>
               <w:t xml:space="preserve">8</w:t>
             </w:r>
           </w:p>
@@ -3530,9 +2606,6 @@
               <w:pStyle w:val="Compact"/>
             </w:pPr>
             <w:r>
-              <w:rPr>
-                <w:lang w:val="es-ES"/>
-              </w:rPr>
               <w:t xml:space="preserve">IPv6 estático / SLAAC</w:t>
             </w:r>
           </w:p>
@@ -3544,9 +2617,6 @@
               <w:pStyle w:val="Compact"/>
             </w:pPr>
             <w:r>
-              <w:rPr>
-                <w:lang w:val="es-ES"/>
-              </w:rPr>
               <w:t xml:space="preserve">12, 16</w:t>
             </w:r>
           </w:p>
@@ -3565,63 +2635,42 @@
         <w:pStyle w:val="FirstParagraph"/>
       </w:pPr>
       <w:r>
-        <w:rPr>
-          <w:lang w:val="es-ES"/>
-        </w:rPr>
         <w:t xml:space="preserve">📚</w:t>
       </w:r>
       <w:r>
-        <w:rPr>
-          <w:lang w:val="es-ES"/>
-        </w:rPr>
         <w:t xml:space="preserve"> </w:t>
       </w:r>
       <w:hyperlink r:id="rId19">
         <w:r>
           <w:rPr>
             <w:rStyle w:val="Hyperlink"/>
-            <w:lang w:val="es-ES"/>
           </w:rPr>
           <w:t xml:space="preserve">Volver al índice de la unidad</w:t>
         </w:r>
       </w:hyperlink>
       <w:r>
-        <w:rPr>
-          <w:lang w:val="es-ES"/>
-        </w:rPr>
-        <w:t xml:space="preserve"> </w:t>
-      </w:r>
-      <w:r>
-        <w:rPr>
-          <w:lang w:val="es-ES"/>
-        </w:rPr>
+        <w:t xml:space="preserve"> </w:t>
+      </w:r>
+      <w:r>
         <w:t xml:space="preserve">·</w:t>
       </w:r>
       <w:r>
-        <w:rPr>
-          <w:lang w:val="es-ES"/>
-        </w:rPr>
         <w:t xml:space="preserve"> </w:t>
       </w:r>
       <w:r>
         <w:rPr>
           <w:b/>
           <w:bCs/>
-          <w:lang w:val="es-ES"/>
         </w:rPr>
         <w:t xml:space="preserve">También:</w:t>
       </w:r>
       <w:r>
-        <w:rPr>
-          <w:lang w:val="es-ES"/>
-        </w:rPr>
         <w:t xml:space="preserve"> </w:t>
       </w:r>
       <w:hyperlink r:id="rId10">
         <w:r>
           <w:rPr>
             <w:rStyle w:val="Hyperlink"/>
-            <w:lang w:val="es-ES"/>
           </w:rPr>
           <w:t xml:space="preserve">Por resolver</w:t>
         </w:r>

--- a/docx/03-direccionamiento-ip/boletin-U03-packettracer-resuelto.docx
+++ b/docx/03-direccionamiento-ip/boletin-U03-packettracer-resuelto.docx
@@ -28,23 +28,23 @@
         </w:p>
       </w:sdtContent>
     </w:sdt>
-    <w:bookmarkStart w:id="9" w:name="boletín-ud3-packet-tracer-resuelto"/>
+    <w:bookmarkStart w:id="9" w:name="X1d9dfb34c1c7e357067142dfe686fbd90e7a291"/>
     <w:p>
       <w:pPr>
         <w:pStyle w:val="Heading1"/>
       </w:pPr>
       <w:r>
-        <w:t xml:space="preserve">Boletín UD3 — Packet Tracer resuelto</w:t>
+        <w:t xml:space="preserve">Boletín de Direccionamiento IP — Packet Tracer resuelto</w:t>
       </w:r>
     </w:p>
     <w:bookmarkEnd w:id="9"/>
-    <w:bookmarkStart w:id="21" w:name="boletín-ud3-packet-tracer-resuelto-1"/>
+    <w:bookmarkStart w:id="21" w:name="X5f83c990b88766741e8bf49fe8121a9c6f55543"/>
     <w:p>
       <w:pPr>
         <w:pStyle w:val="Heading1"/>
       </w:pPr>
       <w:r>
-        <w:t xml:space="preserve">✅ Boletín UD3 — Packet Tracer resuelto</w:t>
+        <w:t xml:space="preserve">✅ Boletín de Direccionamiento IP — Packet Tracer resuelto</w:t>
       </w:r>
     </w:p>
     <w:p>
@@ -2396,7 +2396,7 @@
               <w:pStyle w:val="Compact"/>
             </w:pPr>
             <w:r>
-              <w:t xml:space="preserve">Concepto UD3</w:t>
+              <w:t xml:space="preserve">Concepto</w:t>
             </w:r>
           </w:p>
         </w:tc>
@@ -2571,7 +2571,7 @@
               <w:pStyle w:val="Compact"/>
             </w:pPr>
             <w:r>
-              <w:t xml:space="preserve">ARP (puente UD2→UD3)</w:t>
+              <w:t xml:space="preserve">ARP (puente con la trama)</w:t>
             </w:r>
           </w:p>
         </w:tc>

--- a/docx/03-direccionamiento-ip/boletin-U03-packettracer-resuelto.docx
+++ b/docx/03-direccionamiento-ip/boletin-U03-packettracer-resuelto.docx
@@ -1174,7 +1174,7 @@
         <w:rPr>
           <w:rStyle w:val="VerbatimChar"/>
         </w:rPr>
-        <w:t xml:space="preserve">no ip service dhcp</w:t>
+        <w:t xml:space="preserve">no service dhcp</w:t>
       </w:r>
       <w:r>
         <w:t xml:space="preserve"> </w:t>
@@ -1464,7 +1464,7 @@
               <w:pStyle w:val="Compact"/>
             </w:pPr>
             <w:r>
-              <w:t xml:space="preserve">Mensión</w:t>
+              <w:t xml:space="preserve">Mensaje</w:t>
             </w:r>
           </w:p>
         </w:tc>
@@ -2057,7 +2057,7 @@
           <w:i/>
           <w:iCs/>
         </w:rPr>
-        <w:t xml:space="preserve">Config → IPv6</w:t>
+        <w:t xml:space="preserve">Desktop → IPv6 Configuration</w:t>
       </w:r>
       <w:r>
         <w:t xml:space="preserve">:</w:t>
